--- a/Mozipont_dokuj(1).docx
+++ b/Mozipont_dokuj(1).docx
@@ -1,13 +1,13 @@
 
 <file path=word/document.xml><?xml version="1.0" encoding="utf-8"?>
-<w:document xmlns:wpc="http://schemas.microsoft.com/office/word/2010/wordprocessingCanvas" xmlns:cx="http://schemas.microsoft.com/office/drawing/2014/chartex" xmlns:cx1="http://schemas.microsoft.com/office/drawing/2015/9/8/chartex" xmlns:mc="http://schemas.openxmlformats.org/markup-compatibility/2006" xmlns:o="urn:schemas-microsoft-com:office:office" xmlns:r="http://schemas.openxmlformats.org/officeDocument/2006/relationships" xmlns:m="http://schemas.openxmlformats.org/officeDocument/2006/math" xmlns:v="urn:schemas-microsoft-com:vml" xmlns:wp14="http://schemas.microsoft.com/office/word/2010/wordprocessingDrawing" xmlns:wp="http://schemas.openxmlformats.org/drawingml/2006/wordprocessingDrawing" xmlns:w10="urn:schemas-microsoft-com:office:word" xmlns:w="http://schemas.openxmlformats.org/wordprocessingml/2006/main" xmlns:w14="http://schemas.microsoft.com/office/word/2010/wordml" xmlns:w15="http://schemas.microsoft.com/office/word/2012/wordml" xmlns:w16se="http://schemas.microsoft.com/office/word/2015/wordml/symex" xmlns:wpg="http://schemas.microsoft.com/office/word/2010/wordprocessingGroup" xmlns:wpi="http://schemas.microsoft.com/office/word/2010/wordprocessingInk" xmlns:wne="http://schemas.microsoft.com/office/word/2006/wordml" xmlns:wps="http://schemas.microsoft.com/office/word/2010/wordprocessingShape" mc:Ignorable="w14 w15 w16se wp14">
+<w:document xmlns:wpc="http://schemas.microsoft.com/office/word/2010/wordprocessingCanvas" xmlns:cx="http://schemas.microsoft.com/office/drawing/2014/chartex" xmlns:cx1="http://schemas.microsoft.com/office/drawing/2015/9/8/chartex" xmlns:cx2="http://schemas.microsoft.com/office/drawing/2015/10/21/chartex" xmlns:cx3="http://schemas.microsoft.com/office/drawing/2016/5/9/chartex" xmlns:cx4="http://schemas.microsoft.com/office/drawing/2016/5/10/chartex" xmlns:cx5="http://schemas.microsoft.com/office/drawing/2016/5/11/chartex" xmlns:cx6="http://schemas.microsoft.com/office/drawing/2016/5/12/chartex" xmlns:cx7="http://schemas.microsoft.com/office/drawing/2016/5/13/chartex" xmlns:cx8="http://schemas.microsoft.com/office/drawing/2016/5/14/chartex" xmlns:mc="http://schemas.openxmlformats.org/markup-compatibility/2006" xmlns:aink="http://schemas.microsoft.com/office/drawing/2016/ink" xmlns:am3d="http://schemas.microsoft.com/office/drawing/2017/model3d" xmlns:o="urn:schemas-microsoft-com:office:office" xmlns:r="http://schemas.openxmlformats.org/officeDocument/2006/relationships" xmlns:m="http://schemas.openxmlformats.org/officeDocument/2006/math" xmlns:v="urn:schemas-microsoft-com:vml" xmlns:wp14="http://schemas.microsoft.com/office/word/2010/wordprocessingDrawing" xmlns:wp="http://schemas.openxmlformats.org/drawingml/2006/wordprocessingDrawing" xmlns:w10="urn:schemas-microsoft-com:office:word" xmlns:w="http://schemas.openxmlformats.org/wordprocessingml/2006/main" xmlns:w14="http://schemas.microsoft.com/office/word/2010/wordml" xmlns:w15="http://schemas.microsoft.com/office/word/2012/wordml" xmlns:w16cid="http://schemas.microsoft.com/office/word/2016/wordml/cid" xmlns:w16se="http://schemas.microsoft.com/office/word/2015/wordml/symex" xmlns:wpg="http://schemas.microsoft.com/office/word/2010/wordprocessingGroup" xmlns:wpi="http://schemas.microsoft.com/office/word/2010/wordprocessingInk" xmlns:wne="http://schemas.microsoft.com/office/word/2006/wordml" xmlns:wps="http://schemas.microsoft.com/office/word/2010/wordprocessingShape" mc:Ignorable="w14 w15 w16se w16cid wp14">
   <w:body>
     <w:p>
       <w:pPr>
         <w:spacing w:before="240" w:after="240"/>
         <w:jc w:val="center"/>
         <w:rPr>
-          <w:rFonts w:ascii="Times New Roman" w:hAnsi="Times New Roman" w:cs="Times New Roman"/>
+          <w:rFonts w:cs="Times New Roman"/>
           <w:b/>
           <w:sz w:val="44"/>
           <w:szCs w:val="44"/>
@@ -15,7 +15,7 @@
       </w:pPr>
       <w:r>
         <w:rPr>
-          <w:rFonts w:ascii="Times New Roman" w:hAnsi="Times New Roman" w:cs="Times New Roman"/>
+          <w:rFonts w:cs="Times New Roman"/>
           <w:b/>
           <w:sz w:val="44"/>
           <w:szCs w:val="44"/>
@@ -28,7 +28,7 @@
         <w:spacing w:before="240" w:after="240"/>
         <w:jc w:val="center"/>
         <w:rPr>
-          <w:rFonts w:ascii="Times New Roman" w:hAnsi="Times New Roman" w:cs="Times New Roman"/>
+          <w:rFonts w:cs="Times New Roman"/>
           <w:b/>
           <w:sz w:val="44"/>
           <w:szCs w:val="44"/>
@@ -36,7 +36,7 @@
       </w:pPr>
       <w:r>
         <w:rPr>
-          <w:rFonts w:ascii="Times New Roman" w:hAnsi="Times New Roman" w:cs="Times New Roman"/>
+          <w:rFonts w:cs="Times New Roman"/>
           <w:b/>
           <w:sz w:val="44"/>
           <w:szCs w:val="44"/>
@@ -45,7 +45,7 @@
       </w:r>
       <w:r>
         <w:rPr>
-          <w:rFonts w:ascii="Times New Roman" w:hAnsi="Times New Roman" w:cs="Times New Roman"/>
+          <w:rFonts w:cs="Times New Roman"/>
           <w:b/>
           <w:sz w:val="44"/>
           <w:szCs w:val="44"/>
@@ -54,7 +54,7 @@
       </w:r>
       <w:r>
         <w:rPr>
-          <w:rFonts w:ascii="Times New Roman" w:hAnsi="Times New Roman" w:cs="Times New Roman"/>
+          <w:rFonts w:cs="Times New Roman"/>
           <w:b/>
           <w:sz w:val="44"/>
           <w:szCs w:val="44"/>
@@ -67,7 +67,7 @@
         <w:spacing w:before="240" w:after="240"/>
         <w:jc w:val="right"/>
         <w:rPr>
-          <w:rFonts w:ascii="Times New Roman" w:hAnsi="Times New Roman" w:cs="Times New Roman"/>
+          <w:rFonts w:cs="Times New Roman"/>
           <w:b/>
           <w:sz w:val="44"/>
           <w:szCs w:val="44"/>
@@ -75,7 +75,7 @@
       </w:pPr>
       <w:r>
         <w:rPr>
-          <w:rFonts w:ascii="Times New Roman" w:hAnsi="Times New Roman" w:cs="Times New Roman"/>
+          <w:rFonts w:cs="Times New Roman"/>
           <w:b/>
           <w:noProof/>
           <w:sz w:val="44"/>
@@ -179,7 +179,7 @@
         <w:spacing w:before="240" w:after="240"/>
         <w:jc w:val="center"/>
         <w:rPr>
-          <w:rFonts w:ascii="Times New Roman" w:hAnsi="Times New Roman" w:cs="Times New Roman"/>
+          <w:rFonts w:cs="Times New Roman"/>
           <w:b/>
           <w:sz w:val="44"/>
           <w:szCs w:val="44"/>
@@ -196,7 +196,7 @@
         <w:spacing w:before="240" w:after="240"/>
         <w:jc w:val="center"/>
         <w:rPr>
-          <w:rFonts w:ascii="Times New Roman" w:hAnsi="Times New Roman" w:cs="Times New Roman"/>
+          <w:rFonts w:cs="Times New Roman"/>
           <w:b/>
           <w:sz w:val="44"/>
           <w:szCs w:val="44"/>
@@ -208,7 +208,7 @@
         <w:spacing w:before="240" w:after="240"/>
         <w:jc w:val="center"/>
         <w:rPr>
-          <w:rFonts w:ascii="Times New Roman" w:hAnsi="Times New Roman" w:cs="Times New Roman"/>
+          <w:rFonts w:cs="Times New Roman"/>
           <w:b/>
           <w:sz w:val="44"/>
           <w:szCs w:val="44"/>
@@ -220,7 +220,7 @@
         <w:spacing w:before="120" w:after="240"/>
         <w:jc w:val="center"/>
         <w:rPr>
-          <w:rFonts w:ascii="Times New Roman" w:hAnsi="Times New Roman" w:cs="Times New Roman"/>
+          <w:rFonts w:cs="Times New Roman"/>
           <w:b/>
           <w:sz w:val="44"/>
           <w:szCs w:val="44"/>
@@ -232,14 +232,14 @@
         <w:spacing w:before="120" w:after="240"/>
         <w:jc w:val="center"/>
         <w:rPr>
-          <w:rFonts w:ascii="Times New Roman" w:hAnsi="Times New Roman" w:cs="Times New Roman"/>
+          <w:rFonts w:cs="Times New Roman"/>
           <w:sz w:val="40"/>
           <w:szCs w:val="40"/>
         </w:rPr>
       </w:pPr>
       <w:r>
         <w:rPr>
-          <w:rFonts w:ascii="Times New Roman" w:hAnsi="Times New Roman" w:cs="Times New Roman"/>
+          <w:rFonts w:cs="Times New Roman"/>
           <w:sz w:val="40"/>
           <w:szCs w:val="40"/>
         </w:rPr>
@@ -251,14 +251,14 @@
         <w:spacing w:before="120" w:after="240"/>
         <w:jc w:val="center"/>
         <w:rPr>
-          <w:rFonts w:ascii="Times New Roman" w:hAnsi="Times New Roman" w:cs="Times New Roman"/>
+          <w:rFonts w:cs="Times New Roman"/>
           <w:sz w:val="40"/>
           <w:szCs w:val="40"/>
         </w:rPr>
       </w:pPr>
       <w:r>
         <w:rPr>
-          <w:rFonts w:ascii="Times New Roman" w:hAnsi="Times New Roman" w:cs="Times New Roman"/>
+          <w:rFonts w:cs="Times New Roman"/>
           <w:sz w:val="40"/>
           <w:szCs w:val="40"/>
         </w:rPr>
@@ -270,14 +270,14 @@
         <w:spacing w:before="120" w:after="1200"/>
         <w:jc w:val="center"/>
         <w:rPr>
-          <w:rFonts w:ascii="Times New Roman" w:hAnsi="Times New Roman" w:cs="Times New Roman"/>
+          <w:rFonts w:cs="Times New Roman"/>
           <w:sz w:val="40"/>
           <w:szCs w:val="40"/>
         </w:rPr>
       </w:pPr>
       <w:r>
         <w:rPr>
-          <w:rFonts w:ascii="Times New Roman" w:hAnsi="Times New Roman" w:cs="Times New Roman"/>
+          <w:rFonts w:cs="Times New Roman"/>
           <w:sz w:val="40"/>
           <w:szCs w:val="40"/>
         </w:rPr>
@@ -289,14 +289,14 @@
         <w:spacing w:after="0"/>
         <w:jc w:val="center"/>
         <w:rPr>
-          <w:rFonts w:ascii="Times New Roman" w:hAnsi="Times New Roman" w:cs="Times New Roman"/>
+          <w:rFonts w:cs="Times New Roman"/>
           <w:sz w:val="40"/>
           <w:szCs w:val="40"/>
         </w:rPr>
       </w:pPr>
       <w:r>
         <w:rPr>
-          <w:rFonts w:ascii="Times New Roman" w:hAnsi="Times New Roman" w:cs="Times New Roman"/>
+          <w:rFonts w:cs="Times New Roman"/>
           <w:sz w:val="40"/>
           <w:szCs w:val="40"/>
         </w:rPr>
@@ -308,14 +308,14 @@
         <w:spacing w:before="120" w:after="1200"/>
         <w:jc w:val="center"/>
         <w:rPr>
-          <w:rFonts w:ascii="Times New Roman" w:hAnsi="Times New Roman" w:cs="Times New Roman"/>
+          <w:rFonts w:cs="Times New Roman"/>
           <w:sz w:val="40"/>
           <w:szCs w:val="40"/>
         </w:rPr>
       </w:pPr>
       <w:r>
         <w:rPr>
-          <w:rFonts w:ascii="Times New Roman" w:hAnsi="Times New Roman" w:cs="Times New Roman"/>
+          <w:rFonts w:cs="Times New Roman"/>
           <w:sz w:val="40"/>
           <w:szCs w:val="40"/>
         </w:rPr>
@@ -327,17 +327,18 @@
         <w:spacing w:after="240"/>
         <w:jc w:val="center"/>
         <w:rPr>
-          <w:rFonts w:ascii="Times New Roman" w:hAnsi="Times New Roman" w:cs="Times New Roman"/>
+          <w:rFonts w:cs="Times New Roman"/>
           <w:sz w:val="40"/>
           <w:szCs w:val="40"/>
         </w:rPr>
       </w:pPr>
       <w:r>
         <w:rPr>
-          <w:rFonts w:ascii="Times New Roman" w:hAnsi="Times New Roman" w:cs="Times New Roman"/>
+          <w:rFonts w:cs="Times New Roman"/>
           <w:sz w:val="40"/>
           <w:szCs w:val="40"/>
         </w:rPr>
+        <w:lastRenderedPageBreak/>
         <w:t>Készítette:</w:t>
       </w:r>
     </w:p>
@@ -346,14 +347,14 @@
         <w:spacing w:after="0"/>
         <w:jc w:val="center"/>
         <w:rPr>
-          <w:rFonts w:ascii="Times New Roman" w:hAnsi="Times New Roman" w:cs="Times New Roman"/>
+          <w:rFonts w:cs="Times New Roman"/>
           <w:sz w:val="40"/>
           <w:szCs w:val="40"/>
         </w:rPr>
       </w:pPr>
       <w:r>
         <w:rPr>
-          <w:rFonts w:ascii="Times New Roman" w:hAnsi="Times New Roman" w:cs="Times New Roman"/>
+          <w:rFonts w:cs="Times New Roman"/>
           <w:sz w:val="40"/>
           <w:szCs w:val="40"/>
         </w:rPr>
@@ -361,7 +362,7 @@
       </w:r>
       <w:r>
         <w:rPr>
-          <w:rFonts w:ascii="Times New Roman" w:hAnsi="Times New Roman" w:cs="Times New Roman"/>
+          <w:rFonts w:cs="Times New Roman"/>
           <w:sz w:val="40"/>
           <w:szCs w:val="40"/>
         </w:rPr>
@@ -369,7 +370,7 @@
       </w:r>
       <w:r>
         <w:rPr>
-          <w:rFonts w:ascii="Times New Roman" w:hAnsi="Times New Roman" w:cs="Times New Roman"/>
+          <w:rFonts w:cs="Times New Roman"/>
           <w:sz w:val="40"/>
           <w:szCs w:val="40"/>
         </w:rPr>
@@ -377,7 +378,7 @@
       </w:r>
       <w:r>
         <w:rPr>
-          <w:rFonts w:ascii="Times New Roman" w:hAnsi="Times New Roman" w:cs="Times New Roman"/>
+          <w:rFonts w:cs="Times New Roman"/>
           <w:sz w:val="40"/>
           <w:szCs w:val="40"/>
         </w:rPr>
@@ -385,7 +386,7 @@
       </w:r>
       <w:r>
         <w:rPr>
-          <w:rFonts w:ascii="Times New Roman" w:hAnsi="Times New Roman" w:cs="Times New Roman"/>
+          <w:rFonts w:cs="Times New Roman"/>
           <w:sz w:val="40"/>
           <w:szCs w:val="40"/>
         </w:rPr>
@@ -397,14 +398,14 @@
         <w:spacing w:before="240" w:after="360"/>
         <w:jc w:val="center"/>
         <w:rPr>
-          <w:rFonts w:ascii="Times New Roman" w:hAnsi="Times New Roman" w:cs="Times New Roman"/>
+          <w:rFonts w:cs="Times New Roman"/>
           <w:sz w:val="40"/>
           <w:szCs w:val="40"/>
         </w:rPr>
       </w:pPr>
       <w:r>
         <w:rPr>
-          <w:rFonts w:ascii="Times New Roman" w:hAnsi="Times New Roman" w:cs="Times New Roman"/>
+          <w:rFonts w:cs="Times New Roman"/>
           <w:sz w:val="40"/>
           <w:szCs w:val="40"/>
         </w:rPr>
@@ -428,8 +429,10 @@
       </w:sdtPr>
       <w:sdtEndPr>
         <w:rPr>
+          <w:rFonts w:ascii="Times New Roman" w:hAnsi="Times New Roman"/>
           <w:b/>
           <w:bCs/>
+          <w:sz w:val="24"/>
         </w:rPr>
       </w:sdtEndPr>
       <w:sdtContent>
@@ -917,11 +920,10 @@
     </w:p>
     <w:p>
       <w:pPr>
-        <w:spacing w:after="240" w:line="360" w:lineRule="auto"/>
+        <w:spacing w:after="240"/>
         <w:jc w:val="both"/>
         <w:rPr>
-          <w:rFonts w:ascii="Times New Roman" w:hAnsi="Times New Roman" w:cs="Times New Roman"/>
-          <w:sz w:val="24"/>
+          <w:rFonts w:cs="Times New Roman"/>
           <w:szCs w:val="24"/>
         </w:rPr>
       </w:pPr>
@@ -939,24 +941,21 @@
       </w:r>
       <w:r>
         <w:rPr>
-          <w:rFonts w:ascii="Times New Roman" w:hAnsi="Times New Roman" w:cs="Times New Roman"/>
-          <w:sz w:val="24"/>
+          <w:rFonts w:cs="Times New Roman"/>
           <w:szCs w:val="24"/>
         </w:rPr>
         <w:t>A projekt munkánkat ketten valósítottuk meg: Palkovics Tamás</w:t>
       </w:r>
       <w:r>
         <w:rPr>
-          <w:rFonts w:ascii="Times New Roman" w:hAnsi="Times New Roman" w:cs="Times New Roman"/>
-          <w:sz w:val="24"/>
+          <w:rFonts w:cs="Times New Roman"/>
           <w:szCs w:val="24"/>
         </w:rPr>
         <w:t xml:space="preserve"> Tibor</w:t>
       </w:r>
       <w:r>
         <w:rPr>
-          <w:rFonts w:ascii="Times New Roman" w:hAnsi="Times New Roman" w:cs="Times New Roman"/>
-          <w:sz w:val="24"/>
+          <w:rFonts w:cs="Times New Roman"/>
           <w:szCs w:val="24"/>
         </w:rPr>
         <w:t xml:space="preserve"> és Vadász Dániel.</w:t>
@@ -964,18 +963,16 @@
     </w:p>
     <w:p>
       <w:pPr>
-        <w:spacing w:before="240" w:after="240" w:line="360" w:lineRule="auto"/>
+        <w:spacing w:before="240" w:after="240"/>
         <w:jc w:val="both"/>
         <w:rPr>
-          <w:rFonts w:ascii="Times New Roman" w:hAnsi="Times New Roman" w:cs="Times New Roman"/>
-          <w:sz w:val="24"/>
-          <w:szCs w:val="24"/>
-        </w:rPr>
-      </w:pPr>
-      <w:r>
-        <w:rPr>
-          <w:rFonts w:ascii="Times New Roman" w:hAnsi="Times New Roman" w:cs="Times New Roman"/>
-          <w:sz w:val="24"/>
+          <w:rFonts w:cs="Times New Roman"/>
+          <w:szCs w:val="24"/>
+        </w:rPr>
+      </w:pPr>
+      <w:r>
+        <w:rPr>
+          <w:rFonts w:cs="Times New Roman"/>
           <w:szCs w:val="24"/>
         </w:rPr>
         <w:t>A projektünk neve: Mozipont</w:t>
@@ -983,18 +980,16 @@
     </w:p>
     <w:p>
       <w:pPr>
-        <w:spacing w:after="240" w:line="360" w:lineRule="auto"/>
+        <w:spacing w:after="240"/>
         <w:jc w:val="both"/>
         <w:rPr>
-          <w:rFonts w:ascii="Times New Roman" w:hAnsi="Times New Roman" w:cs="Times New Roman"/>
-          <w:sz w:val="24"/>
-          <w:szCs w:val="24"/>
-        </w:rPr>
-      </w:pPr>
-      <w:r>
-        <w:rPr>
-          <w:rFonts w:ascii="Times New Roman" w:hAnsi="Times New Roman" w:cs="Times New Roman"/>
-          <w:sz w:val="24"/>
+          <w:rFonts w:cs="Times New Roman"/>
+          <w:szCs w:val="24"/>
+        </w:rPr>
+      </w:pPr>
+      <w:r>
+        <w:rPr>
+          <w:rFonts w:cs="Times New Roman"/>
           <w:szCs w:val="24"/>
         </w:rPr>
         <w:t>A téma kiválasztását elsősorban a közös érdeklődési körünk inspirálta, hiszen mindketten szívesen töltjük szabadidőnket filmek és sorozatok világában. Célunk egy olyan átlátható felület létrehozása volt, amely nemcsak informál, hanem segíti a felhasználókat a tájékozódásban is. Úgy gondoljuk, a filmnézés élménye akkor teljes igazán, ha lehetőségünk van megosztani véleményünket, és mások tapasztalatai alapján választhatunk új tartalmakat. Az alkalmazás segítségével a látogatók részletes leírásokat olvashatnak, megtekinthetik az előzeteseket (</w:t>
@@ -1002,8 +997,7 @@
       <w:proofErr w:type="spellStart"/>
       <w:r>
         <w:rPr>
-          <w:rFonts w:ascii="Times New Roman" w:hAnsi="Times New Roman" w:cs="Times New Roman"/>
-          <w:sz w:val="24"/>
+          <w:rFonts w:cs="Times New Roman"/>
           <w:szCs w:val="24"/>
         </w:rPr>
         <w:t>trailerek</w:t>
@@ -1011,8 +1005,7 @@
       <w:proofErr w:type="spellEnd"/>
       <w:r>
         <w:rPr>
-          <w:rFonts w:ascii="Times New Roman" w:hAnsi="Times New Roman" w:cs="Times New Roman"/>
-          <w:sz w:val="24"/>
+          <w:rFonts w:cs="Times New Roman"/>
           <w:szCs w:val="24"/>
         </w:rPr>
         <w:t>), és ezek alapján hozhatnak döntést. Kiemelt célunk, hogy a felhasználók minőségi szórakozásra találjanak, és a közösség erejével segítsék egymást.</w:t>
@@ -1020,56 +1013,34 @@
     </w:p>
     <w:p>
       <w:pPr>
-        <w:spacing w:after="240" w:line="360" w:lineRule="auto"/>
+        <w:spacing w:after="240"/>
         <w:jc w:val="both"/>
         <w:rPr>
-          <w:rFonts w:ascii="Times New Roman" w:hAnsi="Times New Roman" w:cs="Times New Roman"/>
-          <w:sz w:val="24"/>
-          <w:szCs w:val="24"/>
-        </w:rPr>
-      </w:pPr>
-      <w:r>
-        <w:rPr>
-          <w:rFonts w:ascii="Times New Roman" w:hAnsi="Times New Roman" w:cs="Times New Roman"/>
-          <w:sz w:val="24"/>
-          <w:szCs w:val="24"/>
-        </w:rPr>
-        <w:t xml:space="preserve">A fejlesztés megkezdésekor fontosnak tartottuk, hogy a piacon lévő megoldásokhoz képest valami pluszt </w:t>
-      </w:r>
-      <w:proofErr w:type="spellStart"/>
-      <w:r>
-        <w:rPr>
-          <w:rFonts w:ascii="Times New Roman" w:hAnsi="Times New Roman" w:cs="Times New Roman"/>
-          <w:sz w:val="24"/>
-          <w:szCs w:val="24"/>
-        </w:rPr>
-        <w:t>nyújtsunk</w:t>
-      </w:r>
-      <w:proofErr w:type="spellEnd"/>
-      <w:r>
-        <w:rPr>
-          <w:rFonts w:ascii="Times New Roman" w:hAnsi="Times New Roman" w:cs="Times New Roman"/>
-          <w:sz w:val="24"/>
-          <w:szCs w:val="24"/>
-        </w:rPr>
-        <w:t>. Hiányoltuk azokat az alkalmazásokat, amelyek egyszerre kezelik az információszerzést és a személyre szabott igényeket. Rendszerünk egyik legfontosabb újítása, hogy képes a felhasználói keresési előzmények elemzésére, és ez alapján intelligens, személyre szabott ajánlásokat kínál. Ezáltal mindenki könnyebben fedezhet fel olyan műveket, amelyek valóban illeszkednek az ízléséhez.</w:t>
-      </w:r>
-    </w:p>
-    <w:p>
-      <w:pPr>
-        <w:spacing w:after="240" w:line="360" w:lineRule="auto"/>
+          <w:rFonts w:cs="Times New Roman"/>
+          <w:szCs w:val="24"/>
+        </w:rPr>
+      </w:pPr>
+      <w:r>
+        <w:rPr>
+          <w:rFonts w:cs="Times New Roman"/>
+          <w:szCs w:val="24"/>
+        </w:rPr>
+        <w:t>A fejlesztés megkezdésekor fontosnak tartottuk, hogy a piacon lévő megoldásokhoz képest valami pluszt nyújtsunk. Hiányoltuk azokat az alkalmazásokat, amelyek egyszerre kezelik az információszerzést és a személyre szabott igényeket. Rendszerünk egyik legfontosabb újítása, hogy képes a felhasználói keresési előzmények elemzésére, és ez alapján intelligens, személyre szabott ajánlásokat kínál. Ezáltal mindenki könnyebben fedezhet fel olyan műveket, amelyek valóban illeszkednek az ízléséhez.</w:t>
+      </w:r>
+    </w:p>
+    <w:p>
+      <w:pPr>
+        <w:spacing w:after="240"/>
         <w:jc w:val="both"/>
         <w:rPr>
-          <w:rFonts w:ascii="Times New Roman" w:eastAsia="Times New Roman" w:hAnsi="Times New Roman" w:cs="Times New Roman"/>
-          <w:sz w:val="24"/>
+          <w:rFonts w:eastAsia="Times New Roman" w:cs="Times New Roman"/>
           <w:szCs w:val="24"/>
           <w:lang w:eastAsia="hu-HU"/>
         </w:rPr>
       </w:pPr>
       <w:r>
         <w:rPr>
-          <w:rFonts w:ascii="Times New Roman" w:eastAsia="Times New Roman" w:hAnsi="Times New Roman" w:cs="Times New Roman"/>
-          <w:sz w:val="24"/>
+          <w:rFonts w:eastAsia="Times New Roman" w:cs="Times New Roman"/>
           <w:szCs w:val="24"/>
           <w:lang w:eastAsia="hu-HU"/>
         </w:rPr>
@@ -1078,19 +1049,17 @@
     </w:p>
     <w:p>
       <w:pPr>
-        <w:spacing w:after="240" w:line="360" w:lineRule="auto"/>
+        <w:spacing w:after="240"/>
         <w:jc w:val="both"/>
         <w:rPr>
-          <w:rFonts w:ascii="Times New Roman" w:eastAsia="Times New Roman" w:hAnsi="Times New Roman" w:cs="Times New Roman"/>
-          <w:sz w:val="24"/>
+          <w:rFonts w:eastAsia="Times New Roman" w:cs="Times New Roman"/>
           <w:szCs w:val="24"/>
           <w:lang w:eastAsia="hu-HU"/>
         </w:rPr>
       </w:pPr>
       <w:r>
         <w:rPr>
-          <w:rFonts w:ascii="Times New Roman" w:eastAsia="Times New Roman" w:hAnsi="Times New Roman" w:cs="Times New Roman"/>
-          <w:sz w:val="24"/>
+          <w:rFonts w:eastAsia="Times New Roman" w:cs="Times New Roman"/>
           <w:szCs w:val="24"/>
           <w:lang w:eastAsia="hu-HU"/>
         </w:rPr>
@@ -1098,9 +1067,8 @@
       </w:r>
       <w:r>
         <w:rPr>
-          <w:rFonts w:ascii="Times New Roman" w:eastAsia="Times New Roman" w:hAnsi="Times New Roman" w:cs="Times New Roman"/>
+          <w:rFonts w:eastAsia="Times New Roman" w:cs="Times New Roman"/>
           <w:color w:val="FF0000"/>
-          <w:sz w:val="24"/>
           <w:szCs w:val="24"/>
           <w:lang w:eastAsia="hu-HU"/>
         </w:rPr>
@@ -1108,8 +1076,7 @@
       </w:r>
       <w:r>
         <w:rPr>
-          <w:rFonts w:ascii="Times New Roman" w:eastAsia="Times New Roman" w:hAnsi="Times New Roman" w:cs="Times New Roman"/>
-          <w:sz w:val="24"/>
+          <w:rFonts w:eastAsia="Times New Roman" w:cs="Times New Roman"/>
           <w:szCs w:val="24"/>
           <w:lang w:eastAsia="hu-HU"/>
         </w:rPr>
@@ -1117,8 +1084,7 @@
       </w:r>
       <w:r>
         <w:rPr>
-          <w:rFonts w:ascii="Times New Roman" w:eastAsia="Times New Roman" w:hAnsi="Times New Roman" w:cs="Times New Roman"/>
-          <w:sz w:val="24"/>
+          <w:rFonts w:eastAsia="Times New Roman" w:cs="Times New Roman"/>
           <w:szCs w:val="24"/>
           <w:lang w:eastAsia="hu-HU"/>
         </w:rPr>
@@ -1126,8 +1092,7 @@
       </w:r>
       <w:r>
         <w:rPr>
-          <w:rFonts w:ascii="Times New Roman" w:eastAsia="Times New Roman" w:hAnsi="Times New Roman" w:cs="Times New Roman"/>
-          <w:sz w:val="24"/>
+          <w:rFonts w:eastAsia="Times New Roman" w:cs="Times New Roman"/>
           <w:szCs w:val="24"/>
           <w:lang w:eastAsia="hu-HU"/>
         </w:rPr>
@@ -1135,29 +1100,10 @@
       </w:r>
     </w:p>
     <w:p>
-      <w:pPr>
-        <w:spacing w:after="240" w:line="360" w:lineRule="auto"/>
-        <w:jc w:val="both"/>
-        <w:rPr>
-          <w:rFonts w:ascii="Times New Roman" w:hAnsi="Times New Roman" w:cs="Times New Roman"/>
-          <w:sz w:val="24"/>
-          <w:szCs w:val="24"/>
-        </w:rPr>
-      </w:pPr>
-      <w:r>
-        <w:rPr>
-          <w:rFonts w:ascii="Times New Roman" w:hAnsi="Times New Roman" w:cs="Times New Roman"/>
-          <w:sz w:val="24"/>
-          <w:szCs w:val="24"/>
-        </w:rPr>
+      <w:r>
         <w:t xml:space="preserve">A fejlesztés ideje alatt kommunikációs készségeink és empatikus hozzáállásunk is sokat fejlődött. Megtanultuk, hogy a nyílt párbeszéd és a konstruktív visszajelzés elengedhetetlen a </w:t>
       </w:r>
       <w:r>
-        <w:rPr>
-          <w:rFonts w:ascii="Times New Roman" w:hAnsi="Times New Roman" w:cs="Times New Roman"/>
-          <w:sz w:val="24"/>
-          <w:szCs w:val="24"/>
-        </w:rPr>
         <w:lastRenderedPageBreak/>
         <w:t>minőségi munkavégzéshez. Ez a tapasztalat a jövőbeli szakmai pályafutásunk során is rendkívül értékes lesz számunkra.</w:t>
       </w:r>
@@ -1189,8 +1135,7 @@
     <w:p>
       <w:pPr>
         <w:rPr>
-          <w:rFonts w:ascii="Times New Roman" w:eastAsia="Times New Roman" w:hAnsi="Times New Roman" w:cs="Times New Roman"/>
-          <w:sz w:val="24"/>
+          <w:rFonts w:eastAsia="Times New Roman" w:cs="Times New Roman"/>
           <w:szCs w:val="24"/>
           <w:lang w:eastAsia="hu-HU"/>
         </w:rPr>
@@ -1209,15 +1154,100 @@
         <w:t>Adatbázis</w:t>
       </w:r>
       <w:bookmarkEnd w:id="1"/>
-      <w:r>
+    </w:p>
+    <w:p>
+      <w:pPr>
+        <w:pStyle w:val="Cmsor1"/>
+        <w:spacing w:after="360"/>
+      </w:pPr>
+      <w:r>
+        <w:rPr>
+          <w:b w:val="0"/>
+          <w:sz w:val="24"/>
+          <w:szCs w:val="24"/>
+        </w:rPr>
+        <w:t>Az alkalmazás adatainak tárolását egy relációs adatbázis biztosítja. Az adatbázist a felhasználói adatok, valamint a filmekkel és sorozatokkal kapcsolatos információk kezelésére használtuk. A táblák közötti kapcsolatok lehetővé teszik az adatok hatékony lekérdezését és összekapcsolását.</w:t>
+      </w:r>
+      <w:r>
+        <w:rPr>
+          <w:b w:val="0"/>
+          <w:sz w:val="24"/>
+          <w:szCs w:val="24"/>
+        </w:rPr>
         <w:br/>
-      </w:r>
-    </w:p>
-    <w:p>
-      <w:pPr>
-        <w:rPr>
-          <w:rFonts w:ascii="Times New Roman" w:eastAsiaTheme="majorEastAsia" w:hAnsi="Times New Roman" w:cstheme="majorBidi"/>
-          <w:b/>
+        <w:t>Az adatbázis az alkalmazás működése során folyamatosan biztosította az adatok lekérdezését, rögzítését és frissítését. A felhasználók műveletei – például keresés, kedvencek kezelése vagy listák létrehozása – közvetlenül adatbázis-műveleteken keresztül valósultak meg.</w:t>
+      </w:r>
+      <w:r>
+        <w:rPr>
+          <w:b w:val="0"/>
+          <w:sz w:val="24"/>
+          <w:szCs w:val="24"/>
+        </w:rPr>
+        <w:br/>
+        <w:t>A rendszer támogatja az alapvető CRUD műveleteket, kialakítása pedig lehetővé teszi a későbbi bővítést és fejlesztést.</w:t>
+      </w:r>
+      <w:r>
+        <w:br/>
+      </w:r>
+      <w:r>
+        <w:rPr>
+          <w:noProof/>
+        </w:rPr>
+        <w:drawing>
+          <wp:inline distT="0" distB="0" distL="0" distR="0">
+            <wp:extent cx="5760720" cy="2726690"/>
+            <wp:effectExtent l="0" t="0" r="0" b="0"/>
+            <wp:docPr id="1" name="Kép 1"/>
+            <wp:cNvGraphicFramePr>
+              <a:graphicFrameLocks xmlns:a="http://schemas.openxmlformats.org/drawingml/2006/main" noChangeAspect="1"/>
+            </wp:cNvGraphicFramePr>
+            <a:graphic xmlns:a="http://schemas.openxmlformats.org/drawingml/2006/main">
+              <a:graphicData uri="http://schemas.openxmlformats.org/drawingml/2006/picture">
+                <pic:pic xmlns:pic="http://schemas.openxmlformats.org/drawingml/2006/picture">
+                  <pic:nvPicPr>
+                    <pic:cNvPr id="1" name="dbszerkezet.PNG"/>
+                    <pic:cNvPicPr/>
+                  </pic:nvPicPr>
+                  <pic:blipFill>
+                    <a:blip r:embed="rId9">
+                      <a:extLst>
+                        <a:ext uri="{28A0092B-C50C-407E-A947-70E740481C1C}">
+                          <a14:useLocalDpi xmlns:a14="http://schemas.microsoft.com/office/drawing/2010/main" val="0"/>
+                        </a:ext>
+                      </a:extLst>
+                    </a:blip>
+                    <a:stretch>
+                      <a:fillRect/>
+                    </a:stretch>
+                  </pic:blipFill>
+                  <pic:spPr>
+                    <a:xfrm>
+                      <a:off x="0" y="0"/>
+                      <a:ext cx="5760720" cy="2726690"/>
+                    </a:xfrm>
+                    <a:prstGeom prst="rect">
+                      <a:avLst/>
+                    </a:prstGeom>
+                  </pic:spPr>
+                </pic:pic>
+              </a:graphicData>
+            </a:graphic>
+          </wp:inline>
+        </w:drawing>
+      </w:r>
+    </w:p>
+    <w:p>
+      <w:pPr>
+        <w:pStyle w:val="Kpalrs"/>
+      </w:pPr>
+      <w:r>
+        <w:t>1.adatbázis</w:t>
+      </w:r>
+    </w:p>
+    <w:p>
+      <w:pPr>
+        <w:rPr>
+          <w:rFonts w:eastAsiaTheme="majorEastAsia" w:cstheme="majorBidi"/>
           <w:color w:val="000000" w:themeColor="text1"/>
           <w:sz w:val="28"/>
           <w:szCs w:val="32"/>
@@ -1226,22 +1256,24 @@
       <w:r>
         <w:br w:type="page"/>
       </w:r>
+      <w:bookmarkStart w:id="2" w:name="_GoBack"/>
+      <w:bookmarkEnd w:id="2"/>
     </w:p>
     <w:p>
       <w:pPr>
         <w:pStyle w:val="Cmsor1"/>
       </w:pPr>
-      <w:bookmarkStart w:id="2" w:name="_Toc221019699"/>
+      <w:bookmarkStart w:id="3" w:name="_Toc221019699"/>
       <w:r>
         <w:lastRenderedPageBreak/>
         <w:t>Backend</w:t>
       </w:r>
-      <w:bookmarkEnd w:id="2"/>
-    </w:p>
-    <w:p>
-      <w:pPr>
-        <w:rPr>
-          <w:rFonts w:ascii="Times New Roman" w:eastAsiaTheme="majorEastAsia" w:hAnsi="Times New Roman" w:cstheme="majorBidi"/>
+      <w:bookmarkEnd w:id="3"/>
+    </w:p>
+    <w:p>
+      <w:pPr>
+        <w:rPr>
+          <w:rFonts w:eastAsiaTheme="majorEastAsia" w:cstheme="majorBidi"/>
           <w:b/>
           <w:color w:val="000000" w:themeColor="text1"/>
           <w:sz w:val="28"/>
@@ -1256,17 +1288,17 @@
       <w:pPr>
         <w:pStyle w:val="Cmsor1"/>
       </w:pPr>
-      <w:bookmarkStart w:id="3" w:name="_Toc221019700"/>
+      <w:bookmarkStart w:id="4" w:name="_Toc221019700"/>
       <w:r>
         <w:lastRenderedPageBreak/>
         <w:t>Frontend</w:t>
       </w:r>
-      <w:bookmarkEnd w:id="3"/>
-    </w:p>
-    <w:p>
-      <w:pPr>
-        <w:rPr>
-          <w:rFonts w:ascii="Times New Roman" w:eastAsiaTheme="majorEastAsia" w:hAnsi="Times New Roman" w:cstheme="majorBidi"/>
+      <w:bookmarkEnd w:id="4"/>
+    </w:p>
+    <w:p>
+      <w:pPr>
+        <w:rPr>
+          <w:rFonts w:eastAsiaTheme="majorEastAsia" w:cstheme="majorBidi"/>
           <w:b/>
           <w:color w:val="000000" w:themeColor="text1"/>
           <w:sz w:val="28"/>
@@ -1281,12 +1313,12 @@
       <w:pPr>
         <w:pStyle w:val="Cmsor1"/>
       </w:pPr>
-      <w:bookmarkStart w:id="4" w:name="_Toc221019701"/>
+      <w:bookmarkStart w:id="5" w:name="_Toc221019701"/>
       <w:r>
         <w:lastRenderedPageBreak/>
         <w:t>Felhasznált programok a projekt során</w:t>
       </w:r>
-      <w:bookmarkEnd w:id="4"/>
+      <w:bookmarkEnd w:id="5"/>
     </w:p>
     <w:p>
       <w:pPr>
@@ -1295,19 +1327,16 @@
           <w:ilvl w:val="0"/>
           <w:numId w:val="4"/>
         </w:numPr>
-        <w:spacing w:line="360" w:lineRule="auto"/>
         <w:jc w:val="both"/>
         <w:rPr>
-          <w:rFonts w:ascii="Times New Roman" w:hAnsi="Times New Roman" w:cs="Times New Roman"/>
-          <w:sz w:val="24"/>
-          <w:szCs w:val="24"/>
-        </w:rPr>
-      </w:pPr>
-      <w:r>
-        <w:rPr>
-          <w:rFonts w:ascii="Times New Roman" w:hAnsi="Times New Roman" w:cs="Times New Roman"/>
-          <w:b/>
-          <w:sz w:val="24"/>
+          <w:rFonts w:cs="Times New Roman"/>
+          <w:szCs w:val="24"/>
+        </w:rPr>
+      </w:pPr>
+      <w:r>
+        <w:rPr>
+          <w:rFonts w:cs="Times New Roman"/>
+          <w:b/>
           <w:szCs w:val="24"/>
         </w:rPr>
         <w:t xml:space="preserve">Microsoft </w:t>
@@ -1315,64 +1344,47 @@
       <w:proofErr w:type="spellStart"/>
       <w:r>
         <w:rPr>
-          <w:rFonts w:ascii="Times New Roman" w:hAnsi="Times New Roman" w:cs="Times New Roman"/>
-          <w:b/>
-          <w:sz w:val="24"/>
-          <w:szCs w:val="24"/>
-        </w:rPr>
-        <w:t>Office</w:t>
-      </w:r>
-      <w:proofErr w:type="gramStart"/>
-      <w:r>
-        <w:rPr>
-          <w:rFonts w:ascii="Times New Roman" w:hAnsi="Times New Roman" w:cs="Times New Roman"/>
-          <w:b/>
-          <w:sz w:val="24"/>
+          <w:rFonts w:cs="Times New Roman"/>
+          <w:b/>
+          <w:szCs w:val="24"/>
+        </w:rPr>
+        <w:t>Office:</w:t>
+      </w:r>
+      <w:r>
+        <w:rPr>
+          <w:rFonts w:cs="Times New Roman"/>
+          <w:b/>
+          <w:szCs w:val="24"/>
+        </w:rPr>
+        <w:t>Word</w:t>
+      </w:r>
+      <w:proofErr w:type="spellEnd"/>
+      <w:r>
+        <w:rPr>
+          <w:rFonts w:cs="Times New Roman"/>
+          <w:b/>
+          <w:szCs w:val="24"/>
+        </w:rPr>
+        <w:t>, PowerPoint</w:t>
+      </w:r>
+      <w:r>
+        <w:rPr>
+          <w:rFonts w:cs="Times New Roman"/>
+          <w:b/>
           <w:szCs w:val="24"/>
         </w:rPr>
         <w:t>:</w:t>
       </w:r>
       <w:r>
         <w:rPr>
-          <w:rFonts w:ascii="Times New Roman" w:hAnsi="Times New Roman" w:cs="Times New Roman"/>
-          <w:b/>
-          <w:sz w:val="24"/>
-          <w:szCs w:val="24"/>
-        </w:rPr>
-        <w:t>Word</w:t>
-      </w:r>
-      <w:proofErr w:type="spellEnd"/>
-      <w:proofErr w:type="gramEnd"/>
-      <w:r>
-        <w:rPr>
-          <w:rFonts w:ascii="Times New Roman" w:hAnsi="Times New Roman" w:cs="Times New Roman"/>
-          <w:b/>
-          <w:sz w:val="24"/>
-          <w:szCs w:val="24"/>
-        </w:rPr>
-        <w:t>, PowerPoint</w:t>
-      </w:r>
-      <w:r>
-        <w:rPr>
-          <w:rFonts w:ascii="Times New Roman" w:hAnsi="Times New Roman" w:cs="Times New Roman"/>
-          <w:b/>
-          <w:sz w:val="24"/>
-          <w:szCs w:val="24"/>
-        </w:rPr>
-        <w:t>:</w:t>
-      </w:r>
-      <w:r>
-        <w:rPr>
-          <w:rFonts w:ascii="Times New Roman" w:hAnsi="Times New Roman" w:cs="Times New Roman"/>
-          <w:sz w:val="24"/>
+          <w:rFonts w:cs="Times New Roman"/>
           <w:szCs w:val="24"/>
         </w:rPr>
         <w:t xml:space="preserve"> </w:t>
       </w:r>
       <w:r>
         <w:rPr>
-          <w:rFonts w:ascii="Times New Roman" w:hAnsi="Times New Roman" w:cs="Times New Roman"/>
-          <w:sz w:val="24"/>
+          <w:rFonts w:cs="Times New Roman"/>
           <w:szCs w:val="24"/>
         </w:rPr>
         <w:t>A Microsoft Word programot a projekt teljes dokumentációjának elkészítésére használtam, amely tartalmazta a tervezési leírásokat, technikai magyarázatokat és a projekt bemutatását. A PowerPoint segítségével készült el a vizsgaremek bemutatása, amelyet a projekt védése során alkalmaztam</w:t>
@@ -1388,20 +1400,17 @@
           <w:ilvl w:val="0"/>
           <w:numId w:val="4"/>
         </w:numPr>
-        <w:spacing w:line="360" w:lineRule="auto"/>
         <w:jc w:val="both"/>
         <w:rPr>
-          <w:rFonts w:ascii="Times New Roman" w:hAnsi="Times New Roman" w:cs="Times New Roman"/>
-          <w:sz w:val="24"/>
+          <w:rFonts w:cs="Times New Roman"/>
           <w:szCs w:val="24"/>
         </w:rPr>
       </w:pPr>
       <w:proofErr w:type="spellStart"/>
       <w:r>
         <w:rPr>
-          <w:rFonts w:ascii="Times New Roman" w:hAnsi="Times New Roman" w:cs="Times New Roman"/>
-          <w:b/>
-          <w:sz w:val="24"/>
+          <w:rFonts w:cs="Times New Roman"/>
+          <w:b/>
           <w:szCs w:val="24"/>
         </w:rPr>
         <w:t>Figma</w:t>
@@ -1409,25 +1418,22 @@
       <w:proofErr w:type="spellEnd"/>
       <w:r>
         <w:rPr>
-          <w:rFonts w:ascii="Times New Roman" w:hAnsi="Times New Roman" w:cs="Times New Roman"/>
-          <w:b/>
-          <w:sz w:val="24"/>
+          <w:rFonts w:cs="Times New Roman"/>
+          <w:b/>
           <w:szCs w:val="24"/>
         </w:rPr>
         <w:t>:</w:t>
       </w:r>
       <w:r>
         <w:rPr>
-          <w:rFonts w:ascii="Times New Roman" w:hAnsi="Times New Roman" w:cs="Times New Roman"/>
-          <w:sz w:val="24"/>
+          <w:rFonts w:cs="Times New Roman"/>
           <w:szCs w:val="24"/>
         </w:rPr>
         <w:t xml:space="preserve"> </w:t>
       </w:r>
       <w:r>
         <w:rPr>
-          <w:rFonts w:ascii="Times New Roman" w:hAnsi="Times New Roman" w:cs="Times New Roman"/>
-          <w:sz w:val="24"/>
+          <w:rFonts w:cs="Times New Roman"/>
           <w:szCs w:val="24"/>
         </w:rPr>
         <w:t xml:space="preserve">A </w:t>
@@ -1435,8 +1441,7 @@
       <w:proofErr w:type="spellStart"/>
       <w:r>
         <w:rPr>
-          <w:rFonts w:ascii="Times New Roman" w:hAnsi="Times New Roman" w:cs="Times New Roman"/>
-          <w:sz w:val="24"/>
+          <w:rFonts w:cs="Times New Roman"/>
           <w:szCs w:val="24"/>
         </w:rPr>
         <w:t>Figma</w:t>
@@ -1444,8 +1449,7 @@
       <w:proofErr w:type="spellEnd"/>
       <w:r>
         <w:rPr>
-          <w:rFonts w:ascii="Times New Roman" w:hAnsi="Times New Roman" w:cs="Times New Roman"/>
-          <w:sz w:val="24"/>
+          <w:rFonts w:cs="Times New Roman"/>
           <w:szCs w:val="24"/>
         </w:rPr>
         <w:t xml:space="preserve"> programot a webalkalmazás felhasználói felületének megtervezésére használtuk. Itt készültek el az oldalak vázlatai és a vizuális elrendezések, amelyek nagyban segítették a fejlesztési folyamatot, mivel előre meghatározták az alkalmazás felépítését és kinézetét.</w:t>
@@ -1458,20 +1462,17 @@
           <w:ilvl w:val="0"/>
           <w:numId w:val="4"/>
         </w:numPr>
-        <w:spacing w:line="360" w:lineRule="auto"/>
         <w:jc w:val="both"/>
         <w:rPr>
-          <w:rFonts w:ascii="Times New Roman" w:hAnsi="Times New Roman" w:cs="Times New Roman"/>
-          <w:sz w:val="24"/>
+          <w:rFonts w:cs="Times New Roman"/>
           <w:szCs w:val="24"/>
         </w:rPr>
       </w:pPr>
       <w:proofErr w:type="spellStart"/>
       <w:r>
         <w:rPr>
-          <w:rFonts w:ascii="Times New Roman" w:hAnsi="Times New Roman" w:cs="Times New Roman"/>
-          <w:b/>
-          <w:sz w:val="24"/>
+          <w:rFonts w:cs="Times New Roman"/>
+          <w:b/>
           <w:szCs w:val="24"/>
         </w:rPr>
         <w:t>Canva</w:t>
@@ -1479,25 +1480,22 @@
       <w:proofErr w:type="spellEnd"/>
       <w:r>
         <w:rPr>
-          <w:rFonts w:ascii="Times New Roman" w:hAnsi="Times New Roman" w:cs="Times New Roman"/>
-          <w:b/>
-          <w:sz w:val="24"/>
+          <w:rFonts w:cs="Times New Roman"/>
+          <w:b/>
           <w:szCs w:val="24"/>
         </w:rPr>
         <w:t>:</w:t>
       </w:r>
       <w:r>
         <w:rPr>
-          <w:rFonts w:ascii="Times New Roman" w:hAnsi="Times New Roman" w:cs="Times New Roman"/>
-          <w:sz w:val="24"/>
+          <w:rFonts w:cs="Times New Roman"/>
           <w:szCs w:val="24"/>
         </w:rPr>
         <w:t xml:space="preserve"> </w:t>
       </w:r>
       <w:r>
         <w:rPr>
-          <w:rFonts w:ascii="Times New Roman" w:hAnsi="Times New Roman" w:cs="Times New Roman"/>
-          <w:sz w:val="24"/>
+          <w:rFonts w:cs="Times New Roman"/>
           <w:szCs w:val="24"/>
         </w:rPr>
         <w:t xml:space="preserve">A </w:t>
@@ -1505,8 +1503,7 @@
       <w:proofErr w:type="spellStart"/>
       <w:r>
         <w:rPr>
-          <w:rFonts w:ascii="Times New Roman" w:hAnsi="Times New Roman" w:cs="Times New Roman"/>
-          <w:sz w:val="24"/>
+          <w:rFonts w:cs="Times New Roman"/>
           <w:szCs w:val="24"/>
         </w:rPr>
         <w:t>Canva</w:t>
@@ -1514,8 +1511,7 @@
       <w:proofErr w:type="spellEnd"/>
       <w:r>
         <w:rPr>
-          <w:rFonts w:ascii="Times New Roman" w:hAnsi="Times New Roman" w:cs="Times New Roman"/>
-          <w:sz w:val="24"/>
+          <w:rFonts w:cs="Times New Roman"/>
           <w:szCs w:val="24"/>
         </w:rPr>
         <w:t xml:space="preserve"> online tervezőeszközt az oldal logójának elkészítésére alkalmaztuk. A program lehetőséget biztosított gyors és esztétikus grafikai elemek létrehozására, amelyek illeszkedtek a webalkalmazás </w:t>
@@ -1523,8 +1519,7 @@
       <w:proofErr w:type="spellStart"/>
       <w:r>
         <w:rPr>
-          <w:rFonts w:ascii="Times New Roman" w:hAnsi="Times New Roman" w:cs="Times New Roman"/>
-          <w:sz w:val="24"/>
+          <w:rFonts w:cs="Times New Roman"/>
           <w:szCs w:val="24"/>
         </w:rPr>
         <w:t>arculatához</w:t>
@@ -1532,8 +1527,7 @@
       <w:proofErr w:type="spellEnd"/>
       <w:r>
         <w:rPr>
-          <w:rFonts w:ascii="Times New Roman" w:hAnsi="Times New Roman" w:cs="Times New Roman"/>
-          <w:sz w:val="24"/>
+          <w:rFonts w:cs="Times New Roman"/>
           <w:szCs w:val="24"/>
         </w:rPr>
         <w:t>.</w:t>
@@ -1546,20 +1540,17 @@
           <w:ilvl w:val="0"/>
           <w:numId w:val="4"/>
         </w:numPr>
-        <w:spacing w:line="360" w:lineRule="auto"/>
         <w:jc w:val="both"/>
         <w:rPr>
-          <w:rFonts w:ascii="Times New Roman" w:hAnsi="Times New Roman" w:cs="Times New Roman"/>
-          <w:sz w:val="24"/>
+          <w:rFonts w:cs="Times New Roman"/>
           <w:szCs w:val="24"/>
         </w:rPr>
       </w:pPr>
       <w:proofErr w:type="spellStart"/>
       <w:r>
         <w:rPr>
-          <w:rFonts w:ascii="Times New Roman" w:hAnsi="Times New Roman" w:cs="Times New Roman"/>
-          <w:b/>
-          <w:sz w:val="24"/>
+          <w:rFonts w:cs="Times New Roman"/>
+          <w:b/>
           <w:szCs w:val="24"/>
         </w:rPr>
         <w:t>Inkscape</w:t>
@@ -1567,25 +1558,22 @@
       <w:proofErr w:type="spellEnd"/>
       <w:r>
         <w:rPr>
-          <w:rFonts w:ascii="Times New Roman" w:hAnsi="Times New Roman" w:cs="Times New Roman"/>
-          <w:b/>
-          <w:sz w:val="24"/>
+          <w:rFonts w:cs="Times New Roman"/>
+          <w:b/>
           <w:szCs w:val="24"/>
         </w:rPr>
         <w:t>:</w:t>
       </w:r>
       <w:r>
         <w:rPr>
-          <w:rFonts w:ascii="Times New Roman" w:hAnsi="Times New Roman" w:cs="Times New Roman"/>
-          <w:sz w:val="24"/>
+          <w:rFonts w:cs="Times New Roman"/>
           <w:szCs w:val="24"/>
         </w:rPr>
         <w:t xml:space="preserve"> </w:t>
       </w:r>
       <w:r>
         <w:rPr>
-          <w:rFonts w:ascii="Times New Roman" w:hAnsi="Times New Roman" w:cs="Times New Roman"/>
-          <w:sz w:val="24"/>
+          <w:rFonts w:cs="Times New Roman"/>
           <w:szCs w:val="24"/>
         </w:rPr>
         <w:t xml:space="preserve">Az </w:t>
@@ -1593,8 +1581,7 @@
       <w:proofErr w:type="spellStart"/>
       <w:r>
         <w:rPr>
-          <w:rFonts w:ascii="Times New Roman" w:hAnsi="Times New Roman" w:cs="Times New Roman"/>
-          <w:sz w:val="24"/>
+          <w:rFonts w:cs="Times New Roman"/>
           <w:szCs w:val="24"/>
         </w:rPr>
         <w:t>Inkscape</w:t>
@@ -1602,8 +1589,7 @@
       <w:proofErr w:type="spellEnd"/>
       <w:r>
         <w:rPr>
-          <w:rFonts w:ascii="Times New Roman" w:hAnsi="Times New Roman" w:cs="Times New Roman"/>
-          <w:sz w:val="24"/>
+          <w:rFonts w:cs="Times New Roman"/>
           <w:szCs w:val="24"/>
         </w:rPr>
         <w:t xml:space="preserve"> segítségével szerkesztettük és finomítottuk az egyes grafikai elemeket. A vektorgrafikus megoldások alkalmazásával javítottuk az oldal vizuális megjelenését, biztosítva, hogy a grafikai elemek különböző felbontásokon is megfelelő minőségben jelenjenek meg.</w:t>
@@ -1616,28 +1602,24 @@
           <w:ilvl w:val="0"/>
           <w:numId w:val="4"/>
         </w:numPr>
-        <w:spacing w:line="360" w:lineRule="auto"/>
         <w:jc w:val="both"/>
         <w:rPr>
-          <w:rFonts w:ascii="Times New Roman" w:hAnsi="Times New Roman" w:cs="Times New Roman"/>
-          <w:sz w:val="24"/>
-          <w:szCs w:val="24"/>
-        </w:rPr>
-      </w:pPr>
-      <w:r>
-        <w:rPr>
-          <w:rFonts w:ascii="Times New Roman" w:hAnsi="Times New Roman" w:cs="Times New Roman"/>
-          <w:b/>
-          <w:sz w:val="24"/>
+          <w:rFonts w:cs="Times New Roman"/>
+          <w:szCs w:val="24"/>
+        </w:rPr>
+      </w:pPr>
+      <w:r>
+        <w:rPr>
+          <w:rFonts w:cs="Times New Roman"/>
+          <w:b/>
           <w:szCs w:val="24"/>
         </w:rPr>
         <w:t>Google Drive</w:t>
       </w:r>
       <w:r>
         <w:rPr>
-          <w:rFonts w:ascii="Times New Roman" w:hAnsi="Times New Roman" w:cs="Times New Roman"/>
-          <w:b/>
-          <w:sz w:val="24"/>
+          <w:rFonts w:cs="Times New Roman"/>
+          <w:b/>
           <w:szCs w:val="24"/>
         </w:rPr>
         <w:t>:</w:t>
@@ -1647,34 +1629,14 @@
       </w:r>
       <w:r>
         <w:rPr>
-          <w:rFonts w:ascii="Times New Roman" w:hAnsi="Times New Roman" w:cs="Times New Roman"/>
-          <w:sz w:val="24"/>
-          <w:szCs w:val="24"/>
-        </w:rPr>
-        <w:t>A projekt kezdeti szakaszában a Google Drive-</w:t>
-      </w:r>
-      <w:proofErr w:type="spellStart"/>
-      <w:r>
-        <w:rPr>
-          <w:rFonts w:ascii="Times New Roman" w:hAnsi="Times New Roman" w:cs="Times New Roman"/>
-          <w:sz w:val="24"/>
-          <w:szCs w:val="24"/>
-        </w:rPr>
-        <w:t>ot</w:t>
-      </w:r>
-      <w:proofErr w:type="spellEnd"/>
-      <w:r>
-        <w:rPr>
-          <w:rFonts w:ascii="Times New Roman" w:hAnsi="Times New Roman" w:cs="Times New Roman"/>
-          <w:sz w:val="24"/>
-          <w:szCs w:val="24"/>
-        </w:rPr>
-        <w:t xml:space="preserve"> használtuk a nagyobb méretű fájlok megosztására és biztonságos tárolására. Ennek köszönhetően a projektfájlok több eszközről is elérhetők voltak, valamint lehetőségünk volt az iskolában elkészített kódrészletek mentésére és későbbi felhasználására</w:t>
-      </w:r>
-      <w:r>
-        <w:rPr>
-          <w:rFonts w:ascii="Times New Roman" w:hAnsi="Times New Roman" w:cs="Times New Roman"/>
-          <w:sz w:val="24"/>
+          <w:rFonts w:cs="Times New Roman"/>
+          <w:szCs w:val="24"/>
+        </w:rPr>
+        <w:t>A projekt kezdeti szakaszában a Google Drive-ot használtuk a nagyobb méretű fájlok megosztására és biztonságos tárolására. Ennek köszönhetően a projektfájlok több eszközről is elérhetők voltak, valamint lehetőségünk volt az iskolában elkészített kódrészletek mentésére és későbbi felhasználására</w:t>
+      </w:r>
+      <w:r>
+        <w:rPr>
+          <w:rFonts w:cs="Times New Roman"/>
           <w:szCs w:val="24"/>
         </w:rPr>
         <w:t>.</w:t>
@@ -1687,20 +1649,17 @@
           <w:ilvl w:val="0"/>
           <w:numId w:val="4"/>
         </w:numPr>
-        <w:spacing w:line="360" w:lineRule="auto"/>
         <w:jc w:val="both"/>
         <w:rPr>
-          <w:rFonts w:ascii="Times New Roman" w:hAnsi="Times New Roman" w:cs="Times New Roman"/>
-          <w:sz w:val="24"/>
+          <w:rFonts w:cs="Times New Roman"/>
           <w:szCs w:val="24"/>
         </w:rPr>
       </w:pPr>
       <w:proofErr w:type="spellStart"/>
       <w:r>
         <w:rPr>
-          <w:rFonts w:ascii="Times New Roman" w:hAnsi="Times New Roman" w:cs="Times New Roman"/>
-          <w:b/>
-          <w:sz w:val="24"/>
+          <w:rFonts w:cs="Times New Roman"/>
+          <w:b/>
           <w:szCs w:val="24"/>
         </w:rPr>
         <w:t>Vtk</w:t>
@@ -1708,9 +1667,8 @@
       <w:proofErr w:type="spellEnd"/>
       <w:r>
         <w:rPr>
-          <w:rFonts w:ascii="Times New Roman" w:hAnsi="Times New Roman" w:cs="Times New Roman"/>
-          <w:b/>
-          <w:sz w:val="24"/>
+          <w:rFonts w:cs="Times New Roman"/>
+          <w:b/>
           <w:szCs w:val="24"/>
         </w:rPr>
         <w:t xml:space="preserve"> </w:t>
@@ -1718,9 +1676,8 @@
       <w:proofErr w:type="spellStart"/>
       <w:r>
         <w:rPr>
-          <w:rFonts w:ascii="Times New Roman" w:hAnsi="Times New Roman" w:cs="Times New Roman"/>
-          <w:b/>
-          <w:sz w:val="24"/>
+          <w:rFonts w:cs="Times New Roman"/>
+          <w:b/>
           <w:szCs w:val="24"/>
         </w:rPr>
         <w:t>Moodle</w:t>
@@ -1728,61 +1685,38 @@
       <w:proofErr w:type="spellEnd"/>
       <w:r>
         <w:rPr>
-          <w:rFonts w:ascii="Times New Roman" w:hAnsi="Times New Roman" w:cs="Times New Roman"/>
-          <w:b/>
-          <w:sz w:val="24"/>
+          <w:rFonts w:cs="Times New Roman"/>
+          <w:b/>
           <w:szCs w:val="24"/>
         </w:rPr>
         <w:t>:</w:t>
       </w:r>
       <w:r>
         <w:rPr>
-          <w:rFonts w:ascii="Times New Roman" w:hAnsi="Times New Roman" w:cs="Times New Roman"/>
-          <w:sz w:val="24"/>
+          <w:rFonts w:cs="Times New Roman"/>
           <w:szCs w:val="24"/>
         </w:rPr>
         <w:t xml:space="preserve"> </w:t>
       </w:r>
       <w:r>
         <w:rPr>
-          <w:rFonts w:ascii="Times New Roman" w:hAnsi="Times New Roman" w:cs="Times New Roman"/>
-          <w:sz w:val="24"/>
-          <w:szCs w:val="24"/>
-        </w:rPr>
-        <w:t xml:space="preserve">A projekt különböző szakaszait és </w:t>
+          <w:rFonts w:cs="Times New Roman"/>
+          <w:szCs w:val="24"/>
+        </w:rPr>
+        <w:t xml:space="preserve">A projekt különböző szakaszait és mérföldköveit a VTK </w:t>
       </w:r>
       <w:proofErr w:type="spellStart"/>
       <w:r>
         <w:rPr>
-          <w:rFonts w:ascii="Times New Roman" w:hAnsi="Times New Roman" w:cs="Times New Roman"/>
-          <w:sz w:val="24"/>
-          <w:szCs w:val="24"/>
-        </w:rPr>
-        <w:t>mérföldköveit</w:t>
+          <w:rFonts w:cs="Times New Roman"/>
+          <w:szCs w:val="24"/>
+        </w:rPr>
+        <w:t>Moodle</w:t>
       </w:r>
       <w:proofErr w:type="spellEnd"/>
       <w:r>
         <w:rPr>
-          <w:rFonts w:ascii="Times New Roman" w:hAnsi="Times New Roman" w:cs="Times New Roman"/>
-          <w:sz w:val="24"/>
-          <w:szCs w:val="24"/>
-        </w:rPr>
-        <w:t xml:space="preserve"> a VTK </w:t>
-      </w:r>
-      <w:proofErr w:type="spellStart"/>
-      <w:r>
-        <w:rPr>
-          <w:rFonts w:ascii="Times New Roman" w:hAnsi="Times New Roman" w:cs="Times New Roman"/>
-          <w:sz w:val="24"/>
-          <w:szCs w:val="24"/>
-        </w:rPr>
-        <w:t>Moodle</w:t>
-      </w:r>
-      <w:proofErr w:type="spellEnd"/>
-      <w:r>
-        <w:rPr>
-          <w:rFonts w:ascii="Times New Roman" w:hAnsi="Times New Roman" w:cs="Times New Roman"/>
-          <w:sz w:val="24"/>
+          <w:rFonts w:cs="Times New Roman"/>
           <w:szCs w:val="24"/>
         </w:rPr>
         <w:t xml:space="preserve"> rendszerben töltöttük fel. Ez lehetőséget biztosított a tanárok számára a folyamatos nyomon követésre és visszajelzésre, valamint itt kaptunk segédanyagokat és szakmai útmutatásokat (például adatbázis-felépítés, backend kódstruktúra).</w:t>
@@ -1795,44 +1729,38 @@
           <w:ilvl w:val="0"/>
           <w:numId w:val="4"/>
         </w:numPr>
-        <w:spacing w:line="360" w:lineRule="auto"/>
         <w:jc w:val="both"/>
         <w:rPr>
-          <w:rFonts w:ascii="Times New Roman" w:hAnsi="Times New Roman" w:cs="Times New Roman"/>
-          <w:sz w:val="24"/>
-          <w:szCs w:val="24"/>
-        </w:rPr>
-      </w:pPr>
-      <w:r>
-        <w:rPr>
-          <w:rFonts w:ascii="Times New Roman" w:hAnsi="Times New Roman" w:cs="Times New Roman"/>
-          <w:b/>
-          <w:sz w:val="24"/>
+          <w:rFonts w:cs="Times New Roman"/>
+          <w:szCs w:val="24"/>
+        </w:rPr>
+      </w:pPr>
+      <w:r>
+        <w:rPr>
+          <w:rFonts w:cs="Times New Roman"/>
+          <w:b/>
           <w:szCs w:val="24"/>
         </w:rPr>
         <w:t>Messenger</w:t>
       </w:r>
       <w:r>
         <w:rPr>
-          <w:rFonts w:ascii="Times New Roman" w:hAnsi="Times New Roman" w:cs="Times New Roman"/>
-          <w:b/>
-          <w:sz w:val="24"/>
+          <w:rFonts w:cs="Times New Roman"/>
+          <w:b/>
           <w:szCs w:val="24"/>
         </w:rPr>
         <w:t>:</w:t>
       </w:r>
       <w:r>
         <w:rPr>
-          <w:rFonts w:ascii="Times New Roman" w:hAnsi="Times New Roman" w:cs="Times New Roman"/>
-          <w:sz w:val="24"/>
+          <w:rFonts w:cs="Times New Roman"/>
           <w:szCs w:val="24"/>
         </w:rPr>
         <w:t xml:space="preserve"> </w:t>
       </w:r>
       <w:r>
         <w:rPr>
-          <w:rFonts w:ascii="Times New Roman" w:hAnsi="Times New Roman" w:cs="Times New Roman"/>
-          <w:sz w:val="24"/>
+          <w:rFonts w:cs="Times New Roman"/>
           <w:szCs w:val="24"/>
         </w:rPr>
         <w:t>A Messenger alkalmazást rövidebb, gyors egyeztetésekre, kisebb hibák javításának megbeszélésére és ötletek megosztására használtuk.</w:t>
@@ -1845,20 +1773,17 @@
           <w:ilvl w:val="0"/>
           <w:numId w:val="4"/>
         </w:numPr>
-        <w:spacing w:line="360" w:lineRule="auto"/>
         <w:jc w:val="both"/>
         <w:rPr>
-          <w:rFonts w:ascii="Times New Roman" w:hAnsi="Times New Roman" w:cs="Times New Roman"/>
-          <w:sz w:val="24"/>
+          <w:rFonts w:cs="Times New Roman"/>
           <w:szCs w:val="24"/>
         </w:rPr>
       </w:pPr>
       <w:proofErr w:type="spellStart"/>
       <w:r>
         <w:rPr>
-          <w:rFonts w:ascii="Times New Roman" w:hAnsi="Times New Roman" w:cs="Times New Roman"/>
-          <w:b/>
-          <w:sz w:val="24"/>
+          <w:rFonts w:cs="Times New Roman"/>
+          <w:b/>
           <w:szCs w:val="24"/>
         </w:rPr>
         <w:t>Discord</w:t>
@@ -1866,25 +1791,22 @@
       <w:proofErr w:type="spellEnd"/>
       <w:r>
         <w:rPr>
-          <w:rFonts w:ascii="Times New Roman" w:hAnsi="Times New Roman" w:cs="Times New Roman"/>
-          <w:b/>
-          <w:sz w:val="24"/>
+          <w:rFonts w:cs="Times New Roman"/>
+          <w:b/>
           <w:szCs w:val="24"/>
         </w:rPr>
         <w:t>:</w:t>
       </w:r>
       <w:r>
         <w:rPr>
-          <w:rFonts w:ascii="Times New Roman" w:hAnsi="Times New Roman" w:cs="Times New Roman"/>
-          <w:sz w:val="24"/>
+          <w:rFonts w:cs="Times New Roman"/>
           <w:szCs w:val="24"/>
         </w:rPr>
         <w:t xml:space="preserve"> </w:t>
       </w:r>
       <w:r>
         <w:rPr>
-          <w:rFonts w:ascii="Times New Roman" w:hAnsi="Times New Roman" w:cs="Times New Roman"/>
-          <w:sz w:val="24"/>
+          <w:rFonts w:cs="Times New Roman"/>
           <w:szCs w:val="24"/>
         </w:rPr>
         <w:t xml:space="preserve">A </w:t>
@@ -1892,8 +1814,7 @@
       <w:proofErr w:type="spellStart"/>
       <w:r>
         <w:rPr>
-          <w:rFonts w:ascii="Times New Roman" w:hAnsi="Times New Roman" w:cs="Times New Roman"/>
-          <w:sz w:val="24"/>
+          <w:rFonts w:cs="Times New Roman"/>
           <w:szCs w:val="24"/>
         </w:rPr>
         <w:t>Discord</w:t>
@@ -1901,8 +1822,7 @@
       <w:proofErr w:type="spellEnd"/>
       <w:r>
         <w:rPr>
-          <w:rFonts w:ascii="Times New Roman" w:hAnsi="Times New Roman" w:cs="Times New Roman"/>
-          <w:sz w:val="24"/>
+          <w:rFonts w:cs="Times New Roman"/>
           <w:szCs w:val="24"/>
         </w:rPr>
         <w:t xml:space="preserve"> platformot összetettebb problémák közös megbeszélésére, képernyőmegosztásra, valamint közös kódolásra alkalmaztuk, ami hatékony csapatmunkát tett lehetővé.</w:t>
@@ -1915,72 +1835,45 @@
           <w:ilvl w:val="0"/>
           <w:numId w:val="4"/>
         </w:numPr>
-        <w:spacing w:line="360" w:lineRule="auto"/>
         <w:jc w:val="both"/>
         <w:rPr>
-          <w:rFonts w:ascii="Times New Roman" w:hAnsi="Times New Roman" w:cs="Times New Roman"/>
-          <w:sz w:val="24"/>
-          <w:szCs w:val="24"/>
-        </w:rPr>
-      </w:pPr>
-      <w:proofErr w:type="spellStart"/>
-      <w:r>
-        <w:rPr>
-          <w:rFonts w:ascii="Times New Roman" w:hAnsi="Times New Roman" w:cs="Times New Roman"/>
-          <w:b/>
-          <w:sz w:val="24"/>
+          <w:rFonts w:cs="Times New Roman"/>
+          <w:szCs w:val="24"/>
+        </w:rPr>
+      </w:pPr>
+      <w:r>
+        <w:rPr>
+          <w:rFonts w:cs="Times New Roman"/>
+          <w:b/>
           <w:szCs w:val="24"/>
         </w:rPr>
         <w:t>GitHub</w:t>
       </w:r>
-      <w:proofErr w:type="spellEnd"/>
-      <w:r>
-        <w:rPr>
-          <w:rFonts w:ascii="Times New Roman" w:hAnsi="Times New Roman" w:cs="Times New Roman"/>
-          <w:b/>
-          <w:sz w:val="24"/>
+      <w:r>
+        <w:rPr>
+          <w:rFonts w:cs="Times New Roman"/>
+          <w:b/>
           <w:szCs w:val="24"/>
         </w:rPr>
         <w:t>:</w:t>
       </w:r>
       <w:r>
         <w:rPr>
-          <w:rFonts w:ascii="Times New Roman" w:hAnsi="Times New Roman" w:cs="Times New Roman"/>
-          <w:sz w:val="24"/>
+          <w:rFonts w:cs="Times New Roman"/>
           <w:szCs w:val="24"/>
         </w:rPr>
         <w:t xml:space="preserve"> </w:t>
       </w:r>
       <w:r>
         <w:rPr>
-          <w:rFonts w:ascii="Times New Roman" w:hAnsi="Times New Roman" w:cs="Times New Roman"/>
-          <w:sz w:val="24"/>
-          <w:szCs w:val="24"/>
-        </w:rPr>
-        <w:t xml:space="preserve">A </w:t>
-      </w:r>
-      <w:proofErr w:type="spellStart"/>
-      <w:r>
-        <w:rPr>
-          <w:rFonts w:ascii="Times New Roman" w:hAnsi="Times New Roman" w:cs="Times New Roman"/>
-          <w:sz w:val="24"/>
-          <w:szCs w:val="24"/>
-        </w:rPr>
-        <w:t>GitHub</w:t>
-      </w:r>
-      <w:proofErr w:type="spellEnd"/>
-      <w:r>
-        <w:rPr>
-          <w:rFonts w:ascii="Times New Roman" w:hAnsi="Times New Roman" w:cs="Times New Roman"/>
-          <w:sz w:val="24"/>
-          <w:szCs w:val="24"/>
-        </w:rPr>
-        <w:t xml:space="preserve"> szolgáltatást a projekt teljes forráskódjának folyamatos feltöltésére és kezelésére használtuk. Ez volt a projekt elsődleges és hivatalos tárolási helye, ahol a fejlesztés minden állapota nyomon követhető. A vizsgabizottság számára is ezen a </w:t>
-      </w:r>
-      <w:r>
-        <w:rPr>
-          <w:rFonts w:ascii="Times New Roman" w:hAnsi="Times New Roman" w:cs="Times New Roman"/>
-          <w:sz w:val="24"/>
+          <w:rFonts w:cs="Times New Roman"/>
+          <w:szCs w:val="24"/>
+        </w:rPr>
+        <w:t xml:space="preserve">A GitHub szolgáltatást a projekt teljes forráskódjának folyamatos feltöltésére és kezelésére használtuk. Ez volt a projekt elsődleges és hivatalos tárolási helye, ahol a fejlesztés minden állapota nyomon követhető. A vizsgabizottság számára is ezen a </w:t>
+      </w:r>
+      <w:r>
+        <w:rPr>
+          <w:rFonts w:cs="Times New Roman"/>
           <w:szCs w:val="24"/>
         </w:rPr>
         <w:lastRenderedPageBreak/>
@@ -1994,19 +1887,16 @@
           <w:ilvl w:val="0"/>
           <w:numId w:val="4"/>
         </w:numPr>
-        <w:spacing w:line="360" w:lineRule="auto"/>
         <w:jc w:val="both"/>
         <w:rPr>
-          <w:rFonts w:ascii="Times New Roman" w:hAnsi="Times New Roman" w:cs="Times New Roman"/>
-          <w:sz w:val="24"/>
-          <w:szCs w:val="24"/>
-        </w:rPr>
-      </w:pPr>
-      <w:r>
-        <w:rPr>
-          <w:rFonts w:ascii="Times New Roman" w:hAnsi="Times New Roman" w:cs="Times New Roman"/>
-          <w:b/>
-          <w:sz w:val="24"/>
+          <w:rFonts w:cs="Times New Roman"/>
+          <w:szCs w:val="24"/>
+        </w:rPr>
+      </w:pPr>
+      <w:r>
+        <w:rPr>
+          <w:rFonts w:cs="Times New Roman"/>
+          <w:b/>
           <w:szCs w:val="24"/>
         </w:rPr>
         <w:t xml:space="preserve">Visual </w:t>
@@ -2014,9 +1904,8 @@
       <w:proofErr w:type="spellStart"/>
       <w:r>
         <w:rPr>
-          <w:rFonts w:ascii="Times New Roman" w:hAnsi="Times New Roman" w:cs="Times New Roman"/>
-          <w:b/>
-          <w:sz w:val="24"/>
+          <w:rFonts w:cs="Times New Roman"/>
+          <w:b/>
           <w:szCs w:val="24"/>
         </w:rPr>
         <w:t>Studio</w:t>
@@ -2024,9 +1913,8 @@
       <w:proofErr w:type="spellEnd"/>
       <w:r>
         <w:rPr>
-          <w:rFonts w:ascii="Times New Roman" w:hAnsi="Times New Roman" w:cs="Times New Roman"/>
-          <w:b/>
-          <w:sz w:val="24"/>
+          <w:rFonts w:cs="Times New Roman"/>
+          <w:b/>
           <w:szCs w:val="24"/>
         </w:rPr>
         <w:t xml:space="preserve"> </w:t>
@@ -2034,9 +1922,8 @@
       <w:proofErr w:type="spellStart"/>
       <w:r>
         <w:rPr>
-          <w:rFonts w:ascii="Times New Roman" w:hAnsi="Times New Roman" w:cs="Times New Roman"/>
-          <w:b/>
-          <w:sz w:val="24"/>
+          <w:rFonts w:cs="Times New Roman"/>
+          <w:b/>
           <w:szCs w:val="24"/>
         </w:rPr>
         <w:t>Code</w:t>
@@ -2044,25 +1931,22 @@
       <w:proofErr w:type="spellEnd"/>
       <w:r>
         <w:rPr>
-          <w:rFonts w:ascii="Times New Roman" w:hAnsi="Times New Roman" w:cs="Times New Roman"/>
-          <w:b/>
-          <w:sz w:val="24"/>
+          <w:rFonts w:cs="Times New Roman"/>
+          <w:b/>
           <w:szCs w:val="24"/>
         </w:rPr>
         <w:t>:</w:t>
       </w:r>
       <w:r>
         <w:rPr>
-          <w:rFonts w:ascii="Times New Roman" w:hAnsi="Times New Roman" w:cs="Times New Roman"/>
-          <w:sz w:val="24"/>
+          <w:rFonts w:cs="Times New Roman"/>
           <w:szCs w:val="24"/>
         </w:rPr>
         <w:t xml:space="preserve"> </w:t>
       </w:r>
       <w:r>
         <w:rPr>
-          <w:rFonts w:ascii="Times New Roman" w:hAnsi="Times New Roman" w:cs="Times New Roman"/>
-          <w:sz w:val="24"/>
+          <w:rFonts w:cs="Times New Roman"/>
           <w:szCs w:val="24"/>
         </w:rPr>
         <w:t xml:space="preserve">A projekt teljes forráskódját a Visual </w:t>
@@ -2070,8 +1954,7 @@
       <w:proofErr w:type="spellStart"/>
       <w:r>
         <w:rPr>
-          <w:rFonts w:ascii="Times New Roman" w:hAnsi="Times New Roman" w:cs="Times New Roman"/>
-          <w:sz w:val="24"/>
+          <w:rFonts w:cs="Times New Roman"/>
           <w:szCs w:val="24"/>
         </w:rPr>
         <w:t>Studio</w:t>
@@ -2079,8 +1962,7 @@
       <w:proofErr w:type="spellEnd"/>
       <w:r>
         <w:rPr>
-          <w:rFonts w:ascii="Times New Roman" w:hAnsi="Times New Roman" w:cs="Times New Roman"/>
-          <w:sz w:val="24"/>
+          <w:rFonts w:cs="Times New Roman"/>
           <w:szCs w:val="24"/>
         </w:rPr>
         <w:t xml:space="preserve"> </w:t>
@@ -2088,8 +1970,7 @@
       <w:proofErr w:type="spellStart"/>
       <w:r>
         <w:rPr>
-          <w:rFonts w:ascii="Times New Roman" w:hAnsi="Times New Roman" w:cs="Times New Roman"/>
-          <w:sz w:val="24"/>
+          <w:rFonts w:cs="Times New Roman"/>
           <w:szCs w:val="24"/>
         </w:rPr>
         <w:t>Code</w:t>
@@ -2097,8 +1978,7 @@
       <w:proofErr w:type="spellEnd"/>
       <w:r>
         <w:rPr>
-          <w:rFonts w:ascii="Times New Roman" w:hAnsi="Times New Roman" w:cs="Times New Roman"/>
-          <w:sz w:val="24"/>
+          <w:rFonts w:cs="Times New Roman"/>
           <w:szCs w:val="24"/>
         </w:rPr>
         <w:t xml:space="preserve"> fejlesztőkörnyezetben készítettük el. A program kiegészítői és beépített funkciói megkönnyítették a hatékony és áttekinthető kódolást</w:t>
@@ -2106,8 +1986,6 @@
       <w:r>
         <w:t>.</w:t>
       </w:r>
-      <w:bookmarkStart w:id="5" w:name="_GoBack"/>
-      <w:bookmarkEnd w:id="5"/>
     </w:p>
     <w:p>
       <w:pPr>
@@ -2116,40 +1994,56 @@
           <w:ilvl w:val="0"/>
           <w:numId w:val="4"/>
         </w:numPr>
-        <w:spacing w:line="360" w:lineRule="auto"/>
         <w:jc w:val="both"/>
         <w:rPr>
-          <w:rFonts w:ascii="Times New Roman" w:hAnsi="Times New Roman" w:cs="Times New Roman"/>
-          <w:sz w:val="24"/>
-          <w:szCs w:val="24"/>
-        </w:rPr>
-      </w:pPr>
+          <w:rFonts w:cs="Times New Roman"/>
+          <w:szCs w:val="24"/>
+        </w:rPr>
+      </w:pPr>
+      <w:r>
+        <w:rPr>
+          <w:rFonts w:cs="Times New Roman"/>
+          <w:b/>
+          <w:szCs w:val="24"/>
+        </w:rPr>
+        <w:t xml:space="preserve">Docker </w:t>
+      </w:r>
       <w:proofErr w:type="spellStart"/>
       <w:r>
         <w:rPr>
-          <w:rFonts w:ascii="Times New Roman" w:hAnsi="Times New Roman" w:cs="Times New Roman"/>
-          <w:b/>
-          <w:sz w:val="24"/>
-          <w:szCs w:val="24"/>
-        </w:rPr>
-        <w:t>Docker</w:t>
+          <w:rFonts w:cs="Times New Roman"/>
+          <w:b/>
+          <w:szCs w:val="24"/>
+        </w:rPr>
+        <w:t>Desktop</w:t>
       </w:r>
       <w:proofErr w:type="spellEnd"/>
       <w:r>
         <w:rPr>
-          <w:rFonts w:ascii="Times New Roman" w:hAnsi="Times New Roman" w:cs="Times New Roman"/>
-          <w:b/>
-          <w:sz w:val="24"/>
+          <w:rFonts w:cs="Times New Roman"/>
+          <w:b/>
+          <w:szCs w:val="24"/>
+        </w:rPr>
+        <w:t>:</w:t>
+      </w:r>
+      <w:r>
+        <w:rPr>
+          <w:rFonts w:cs="Times New Roman"/>
           <w:szCs w:val="24"/>
         </w:rPr>
         <w:t xml:space="preserve"> </w:t>
       </w:r>
+      <w:r>
+        <w:rPr>
+          <w:rFonts w:cs="Times New Roman"/>
+          <w:szCs w:val="24"/>
+        </w:rPr>
+        <w:t xml:space="preserve">A Docker </w:t>
+      </w:r>
       <w:proofErr w:type="spellStart"/>
       <w:r>
         <w:rPr>
-          <w:rFonts w:ascii="Times New Roman" w:hAnsi="Times New Roman" w:cs="Times New Roman"/>
-          <w:b/>
-          <w:sz w:val="24"/>
+          <w:rFonts w:cs="Times New Roman"/>
           <w:szCs w:val="24"/>
         </w:rPr>
         <w:t>Desktop</w:t>
@@ -2157,100 +2051,26 @@
       <w:proofErr w:type="spellEnd"/>
       <w:r>
         <w:rPr>
-          <w:rFonts w:ascii="Times New Roman" w:hAnsi="Times New Roman" w:cs="Times New Roman"/>
-          <w:b/>
-          <w:sz w:val="24"/>
-          <w:szCs w:val="24"/>
-        </w:rPr>
-        <w:t>:</w:t>
-      </w:r>
-      <w:r>
-        <w:rPr>
-          <w:rFonts w:ascii="Times New Roman" w:hAnsi="Times New Roman" w:cs="Times New Roman"/>
-          <w:sz w:val="24"/>
-          <w:szCs w:val="24"/>
-        </w:rPr>
-        <w:t xml:space="preserve"> </w:t>
-      </w:r>
-      <w:r>
-        <w:rPr>
-          <w:rFonts w:ascii="Times New Roman" w:hAnsi="Times New Roman" w:cs="Times New Roman"/>
-          <w:sz w:val="24"/>
-          <w:szCs w:val="24"/>
-        </w:rPr>
-        <w:t xml:space="preserve">A </w:t>
+          <w:rFonts w:cs="Times New Roman"/>
+          <w:szCs w:val="24"/>
+        </w:rPr>
+        <w:t xml:space="preserve"> segítségével az adatbázist </w:t>
       </w:r>
       <w:proofErr w:type="spellStart"/>
       <w:r>
         <w:rPr>
-          <w:rFonts w:ascii="Times New Roman" w:hAnsi="Times New Roman" w:cs="Times New Roman"/>
-          <w:sz w:val="24"/>
-          <w:szCs w:val="24"/>
-        </w:rPr>
-        <w:t>Docker</w:t>
+          <w:rFonts w:cs="Times New Roman"/>
+          <w:szCs w:val="24"/>
+        </w:rPr>
+        <w:t>konténerizált</w:t>
       </w:r>
       <w:proofErr w:type="spellEnd"/>
       <w:r>
         <w:rPr>
-          <w:rFonts w:ascii="Times New Roman" w:hAnsi="Times New Roman" w:cs="Times New Roman"/>
-          <w:sz w:val="24"/>
-          <w:szCs w:val="24"/>
-        </w:rPr>
-        <w:t xml:space="preserve"> </w:t>
-      </w:r>
-      <w:proofErr w:type="spellStart"/>
-      <w:r>
-        <w:rPr>
-          <w:rFonts w:ascii="Times New Roman" w:hAnsi="Times New Roman" w:cs="Times New Roman"/>
-          <w:sz w:val="24"/>
-          <w:szCs w:val="24"/>
-        </w:rPr>
-        <w:t>Desktop</w:t>
-      </w:r>
-      <w:proofErr w:type="spellEnd"/>
-      <w:r>
-        <w:rPr>
-          <w:rFonts w:ascii="Times New Roman" w:hAnsi="Times New Roman" w:cs="Times New Roman"/>
-          <w:sz w:val="24"/>
-          <w:szCs w:val="24"/>
-        </w:rPr>
-        <w:t xml:space="preserve"> segítségével az adatbázist </w:t>
-      </w:r>
-      <w:proofErr w:type="spellStart"/>
-      <w:r>
-        <w:rPr>
-          <w:rFonts w:ascii="Times New Roman" w:hAnsi="Times New Roman" w:cs="Times New Roman"/>
-          <w:sz w:val="24"/>
-          <w:szCs w:val="24"/>
-        </w:rPr>
-        <w:t>konténerizált</w:t>
-      </w:r>
-      <w:proofErr w:type="spellEnd"/>
-      <w:r>
-        <w:rPr>
-          <w:rFonts w:ascii="Times New Roman" w:hAnsi="Times New Roman" w:cs="Times New Roman"/>
-          <w:sz w:val="24"/>
-          <w:szCs w:val="24"/>
-        </w:rPr>
-        <w:t xml:space="preserve"> környezetben futtattuk, amely biztosította, hogy az adatbázis minden fejlesztői </w:t>
-      </w:r>
-      <w:proofErr w:type="gramStart"/>
-      <w:r>
-        <w:rPr>
-          <w:rFonts w:ascii="Times New Roman" w:hAnsi="Times New Roman" w:cs="Times New Roman"/>
-          <w:sz w:val="24"/>
-          <w:szCs w:val="24"/>
-        </w:rPr>
-        <w:t>gépen</w:t>
-      </w:r>
-      <w:proofErr w:type="gramEnd"/>
-      <w:r>
-        <w:rPr>
-          <w:rFonts w:ascii="Times New Roman" w:hAnsi="Times New Roman" w:cs="Times New Roman"/>
-          <w:sz w:val="24"/>
-          <w:szCs w:val="24"/>
-        </w:rPr>
-        <w:t xml:space="preserve"> azonos módon, egyszerűen és reprodukálhatóan legyen indítható és használható.</w:t>
+          <w:rFonts w:cs="Times New Roman"/>
+          <w:szCs w:val="24"/>
+        </w:rPr>
+        <w:t xml:space="preserve"> környezetben futtattuk, amely biztosította, hogy az adatbázis minden fejlesztői gépen azonos módon, egyszerűen és reprodukálhatóan legyen indítható és használható.</w:t>
       </w:r>
     </w:p>
     <w:p>
@@ -2260,44 +2080,38 @@
           <w:ilvl w:val="0"/>
           <w:numId w:val="4"/>
         </w:numPr>
-        <w:spacing w:line="360" w:lineRule="auto"/>
         <w:jc w:val="both"/>
         <w:rPr>
-          <w:rFonts w:ascii="Times New Roman" w:hAnsi="Times New Roman" w:cs="Times New Roman"/>
-          <w:sz w:val="24"/>
-          <w:szCs w:val="24"/>
-        </w:rPr>
-      </w:pPr>
-      <w:r>
-        <w:rPr>
-          <w:rFonts w:ascii="Times New Roman" w:hAnsi="Times New Roman" w:cs="Times New Roman"/>
-          <w:b/>
-          <w:sz w:val="24"/>
+          <w:rFonts w:cs="Times New Roman"/>
+          <w:szCs w:val="24"/>
+        </w:rPr>
+      </w:pPr>
+      <w:r>
+        <w:rPr>
+          <w:rFonts w:cs="Times New Roman"/>
+          <w:b/>
           <w:szCs w:val="24"/>
         </w:rPr>
         <w:t>Postman</w:t>
       </w:r>
       <w:r>
         <w:rPr>
-          <w:rFonts w:ascii="Times New Roman" w:hAnsi="Times New Roman" w:cs="Times New Roman"/>
-          <w:b/>
-          <w:sz w:val="24"/>
+          <w:rFonts w:cs="Times New Roman"/>
+          <w:b/>
           <w:szCs w:val="24"/>
         </w:rPr>
         <w:t>:</w:t>
       </w:r>
       <w:r>
         <w:rPr>
-          <w:rFonts w:ascii="Times New Roman" w:hAnsi="Times New Roman" w:cs="Times New Roman"/>
-          <w:sz w:val="24"/>
+          <w:rFonts w:cs="Times New Roman"/>
           <w:szCs w:val="24"/>
         </w:rPr>
         <w:t xml:space="preserve"> </w:t>
       </w:r>
       <w:r>
         <w:rPr>
-          <w:rFonts w:ascii="Times New Roman" w:hAnsi="Times New Roman" w:cs="Times New Roman"/>
-          <w:sz w:val="24"/>
+          <w:rFonts w:cs="Times New Roman"/>
           <w:szCs w:val="24"/>
         </w:rPr>
         <w:t>A Postman alkalmazást a backend végpontok tesztelésére és ellenőrzésére használtuk, így biztosítva a megfelelő működést és az adatok helyes kezelését.</w:t>
@@ -2360,18 +2174,15 @@
     </w:p>
     <w:p>
       <w:pPr>
-        <w:spacing w:line="360" w:lineRule="auto"/>
         <w:jc w:val="both"/>
         <w:rPr>
-          <w:rFonts w:ascii="Times New Roman" w:hAnsi="Times New Roman" w:cs="Times New Roman"/>
-          <w:sz w:val="24"/>
-          <w:szCs w:val="24"/>
-        </w:rPr>
-      </w:pPr>
-      <w:r>
-        <w:rPr>
-          <w:rFonts w:ascii="Times New Roman" w:hAnsi="Times New Roman" w:cs="Times New Roman"/>
-          <w:sz w:val="24"/>
+          <w:rFonts w:cs="Times New Roman"/>
+          <w:szCs w:val="24"/>
+        </w:rPr>
+      </w:pPr>
+      <w:r>
+        <w:rPr>
+          <w:rFonts w:cs="Times New Roman"/>
           <w:szCs w:val="24"/>
         </w:rPr>
         <w:br w:type="page"/>
@@ -2380,7 +2191,7 @@
     <w:p>
       <w:pPr>
         <w:rPr>
-          <w:rFonts w:ascii="Times New Roman" w:eastAsiaTheme="majorEastAsia" w:hAnsi="Times New Roman" w:cs="Times New Roman"/>
+          <w:rFonts w:eastAsiaTheme="majorEastAsia" w:cs="Times New Roman"/>
           <w:b/>
           <w:color w:val="000000" w:themeColor="text1"/>
           <w:sz w:val="28"/>
@@ -2413,16 +2224,14 @@
     <w:p>
       <w:pPr>
         <w:rPr>
-          <w:rFonts w:ascii="Times New Roman" w:hAnsi="Times New Roman" w:cs="Times New Roman"/>
-          <w:sz w:val="24"/>
+          <w:rFonts w:cs="Times New Roman"/>
           <w:szCs w:val="24"/>
         </w:rPr>
       </w:pPr>
       <w:proofErr w:type="spellStart"/>
       <w:r>
         <w:rPr>
-          <w:rFonts w:ascii="Times New Roman" w:hAnsi="Times New Roman" w:cs="Times New Roman"/>
-          <w:sz w:val="24"/>
+          <w:rFonts w:cs="Times New Roman"/>
           <w:szCs w:val="24"/>
         </w:rPr>
         <w:t>Gantt</w:t>
@@ -2430,8 +2239,7 @@
       <w:proofErr w:type="spellEnd"/>
       <w:r>
         <w:rPr>
-          <w:rFonts w:ascii="Times New Roman" w:hAnsi="Times New Roman" w:cs="Times New Roman"/>
-          <w:sz w:val="24"/>
+          <w:rFonts w:cs="Times New Roman"/>
           <w:szCs w:val="24"/>
         </w:rPr>
         <w:t xml:space="preserve"> diagram:</w:t>
@@ -2440,19 +2248,19 @@
     <w:p>
       <w:pPr>
         <w:rPr>
-          <w:rFonts w:ascii="Times New Roman" w:hAnsi="Times New Roman" w:cs="Times New Roman"/>
-        </w:rPr>
-      </w:pPr>
-    </w:p>
-    <w:p>
-      <w:pPr>
-        <w:rPr>
-          <w:rFonts w:ascii="Times New Roman" w:hAnsi="Times New Roman" w:cs="Times New Roman"/>
-        </w:rPr>
-      </w:pPr>
-      <w:r>
-        <w:rPr>
-          <w:rFonts w:ascii="Times New Roman" w:hAnsi="Times New Roman" w:cs="Times New Roman"/>
+          <w:rFonts w:cs="Times New Roman"/>
+        </w:rPr>
+      </w:pPr>
+    </w:p>
+    <w:p>
+      <w:pPr>
+        <w:rPr>
+          <w:rFonts w:cs="Times New Roman"/>
+        </w:rPr>
+      </w:pPr>
+      <w:r>
+        <w:rPr>
+          <w:rFonts w:cs="Times New Roman"/>
         </w:rPr>
         <w:pict>
           <v:shapetype id="_x0000_t75" coordsize="21600,21600" o:spt="75" o:preferrelative="t" path="m@4@5l@4@11@9@11@9@5xe" filled="f" stroked="f">
@@ -2474,8 +2282,8 @@
             <v:path o:extrusionok="f" gradientshapeok="t" o:connecttype="rect"/>
             <o:lock v:ext="edit" aspectratio="t"/>
           </v:shapetype>
-          <v:shape id="_x0000_i1025" type="#_x0000_t75" style="width:452.95pt;height:339.9pt">
-            <v:imagedata r:id="rId9" o:title="Grantt"/>
+          <v:shape id="_x0000_i1025" type="#_x0000_t75" style="width:453pt;height:339.75pt">
+            <v:imagedata r:id="rId10" o:title="Grantt"/>
           </v:shape>
         </w:pict>
       </w:r>
@@ -2486,28 +2294,10 @@
         <w:jc w:val="center"/>
       </w:pPr>
       <w:r>
-        <w:fldChar w:fldCharType="begin"/>
-      </w:r>
-      <w:r>
-        <w:instrText xml:space="preserve"> SEQ ábra \* ARABIC </w:instrText>
-      </w:r>
-      <w:r>
-        <w:fldChar w:fldCharType="separate"/>
-      </w:r>
-      <w:r>
-        <w:rPr>
-          <w:noProof/>
-        </w:rPr>
-        <w:t>1</w:t>
-      </w:r>
-      <w:r>
-        <w:rPr>
-          <w:noProof/>
-        </w:rPr>
-        <w:fldChar w:fldCharType="end"/>
-      </w:r>
-      <w:r>
-        <w:t xml:space="preserve">. ábra: </w:t>
+        <w:t>2</w:t>
+      </w:r>
+      <w:r>
+        <w:t xml:space="preserve">.: </w:t>
       </w:r>
       <w:proofErr w:type="spellStart"/>
       <w:r>
@@ -2521,8 +2311,7 @@
     <w:p>
       <w:pPr>
         <w:rPr>
-          <w:rFonts w:ascii="Times New Roman" w:eastAsia="Times New Roman" w:hAnsi="Times New Roman" w:cs="Times New Roman"/>
-          <w:sz w:val="24"/>
+          <w:rFonts w:eastAsia="Times New Roman" w:cs="Times New Roman"/>
           <w:szCs w:val="24"/>
           <w:lang w:eastAsia="hu-HU"/>
         </w:rPr>
@@ -2549,7 +2338,7 @@
 </file>
 
 <file path=word/endnotes.xml><?xml version="1.0" encoding="utf-8"?>
-<w:endnotes xmlns:wpc="http://schemas.microsoft.com/office/word/2010/wordprocessingCanvas" xmlns:cx="http://schemas.microsoft.com/office/drawing/2014/chartex" xmlns:cx1="http://schemas.microsoft.com/office/drawing/2015/9/8/chartex" xmlns:mc="http://schemas.openxmlformats.org/markup-compatibility/2006" xmlns:o="urn:schemas-microsoft-com:office:office" xmlns:r="http://schemas.openxmlformats.org/officeDocument/2006/relationships" xmlns:m="http://schemas.openxmlformats.org/officeDocument/2006/math" xmlns:v="urn:schemas-microsoft-com:vml" xmlns:wp14="http://schemas.microsoft.com/office/word/2010/wordprocessingDrawing" xmlns:wp="http://schemas.openxmlformats.org/drawingml/2006/wordprocessingDrawing" xmlns:w10="urn:schemas-microsoft-com:office:word" xmlns:w="http://schemas.openxmlformats.org/wordprocessingml/2006/main" xmlns:w14="http://schemas.microsoft.com/office/word/2010/wordml" xmlns:w15="http://schemas.microsoft.com/office/word/2012/wordml" xmlns:w16se="http://schemas.microsoft.com/office/word/2015/wordml/symex" xmlns:wpg="http://schemas.microsoft.com/office/word/2010/wordprocessingGroup" xmlns:wpi="http://schemas.microsoft.com/office/word/2010/wordprocessingInk" xmlns:wne="http://schemas.microsoft.com/office/word/2006/wordml" xmlns:wps="http://schemas.microsoft.com/office/word/2010/wordprocessingShape" mc:Ignorable="w14 w15 w16se wp14">
+<w:endnotes xmlns:wpc="http://schemas.microsoft.com/office/word/2010/wordprocessingCanvas" xmlns:cx="http://schemas.microsoft.com/office/drawing/2014/chartex" xmlns:cx1="http://schemas.microsoft.com/office/drawing/2015/9/8/chartex" xmlns:cx2="http://schemas.microsoft.com/office/drawing/2015/10/21/chartex" xmlns:cx3="http://schemas.microsoft.com/office/drawing/2016/5/9/chartex" xmlns:cx4="http://schemas.microsoft.com/office/drawing/2016/5/10/chartex" xmlns:cx5="http://schemas.microsoft.com/office/drawing/2016/5/11/chartex" xmlns:cx6="http://schemas.microsoft.com/office/drawing/2016/5/12/chartex" xmlns:cx7="http://schemas.microsoft.com/office/drawing/2016/5/13/chartex" xmlns:cx8="http://schemas.microsoft.com/office/drawing/2016/5/14/chartex" xmlns:mc="http://schemas.openxmlformats.org/markup-compatibility/2006" xmlns:aink="http://schemas.microsoft.com/office/drawing/2016/ink" xmlns:am3d="http://schemas.microsoft.com/office/drawing/2017/model3d" xmlns:o="urn:schemas-microsoft-com:office:office" xmlns:r="http://schemas.openxmlformats.org/officeDocument/2006/relationships" xmlns:m="http://schemas.openxmlformats.org/officeDocument/2006/math" xmlns:v="urn:schemas-microsoft-com:vml" xmlns:wp14="http://schemas.microsoft.com/office/word/2010/wordprocessingDrawing" xmlns:wp="http://schemas.openxmlformats.org/drawingml/2006/wordprocessingDrawing" xmlns:w10="urn:schemas-microsoft-com:office:word" xmlns:w="http://schemas.openxmlformats.org/wordprocessingml/2006/main" xmlns:w14="http://schemas.microsoft.com/office/word/2010/wordml" xmlns:w15="http://schemas.microsoft.com/office/word/2012/wordml" xmlns:w16cid="http://schemas.microsoft.com/office/word/2016/wordml/cid" xmlns:w16se="http://schemas.microsoft.com/office/word/2015/wordml/symex" xmlns:wpg="http://schemas.microsoft.com/office/word/2010/wordprocessingGroup" xmlns:wpi="http://schemas.microsoft.com/office/word/2010/wordprocessingInk" xmlns:wne="http://schemas.microsoft.com/office/word/2006/wordml" xmlns:wps="http://schemas.microsoft.com/office/word/2010/wordprocessingShape" mc:Ignorable="w14 w15 w16se w16cid wp14">
   <w:endnote w:type="separator" w:id="-1">
     <w:p>
       <w:pPr>
@@ -2574,7 +2363,7 @@
 </file>
 
 <file path=word/footnotes.xml><?xml version="1.0" encoding="utf-8"?>
-<w:footnotes xmlns:wpc="http://schemas.microsoft.com/office/word/2010/wordprocessingCanvas" xmlns:cx="http://schemas.microsoft.com/office/drawing/2014/chartex" xmlns:cx1="http://schemas.microsoft.com/office/drawing/2015/9/8/chartex" xmlns:mc="http://schemas.openxmlformats.org/markup-compatibility/2006" xmlns:o="urn:schemas-microsoft-com:office:office" xmlns:r="http://schemas.openxmlformats.org/officeDocument/2006/relationships" xmlns:m="http://schemas.openxmlformats.org/officeDocument/2006/math" xmlns:v="urn:schemas-microsoft-com:vml" xmlns:wp14="http://schemas.microsoft.com/office/word/2010/wordprocessingDrawing" xmlns:wp="http://schemas.openxmlformats.org/drawingml/2006/wordprocessingDrawing" xmlns:w10="urn:schemas-microsoft-com:office:word" xmlns:w="http://schemas.openxmlformats.org/wordprocessingml/2006/main" xmlns:w14="http://schemas.microsoft.com/office/word/2010/wordml" xmlns:w15="http://schemas.microsoft.com/office/word/2012/wordml" xmlns:w16se="http://schemas.microsoft.com/office/word/2015/wordml/symex" xmlns:wpg="http://schemas.microsoft.com/office/word/2010/wordprocessingGroup" xmlns:wpi="http://schemas.microsoft.com/office/word/2010/wordprocessingInk" xmlns:wne="http://schemas.microsoft.com/office/word/2006/wordml" xmlns:wps="http://schemas.microsoft.com/office/word/2010/wordprocessingShape" mc:Ignorable="w14 w15 w16se wp14">
+<w:footnotes xmlns:wpc="http://schemas.microsoft.com/office/word/2010/wordprocessingCanvas" xmlns:cx="http://schemas.microsoft.com/office/drawing/2014/chartex" xmlns:cx1="http://schemas.microsoft.com/office/drawing/2015/9/8/chartex" xmlns:cx2="http://schemas.microsoft.com/office/drawing/2015/10/21/chartex" xmlns:cx3="http://schemas.microsoft.com/office/drawing/2016/5/9/chartex" xmlns:cx4="http://schemas.microsoft.com/office/drawing/2016/5/10/chartex" xmlns:cx5="http://schemas.microsoft.com/office/drawing/2016/5/11/chartex" xmlns:cx6="http://schemas.microsoft.com/office/drawing/2016/5/12/chartex" xmlns:cx7="http://schemas.microsoft.com/office/drawing/2016/5/13/chartex" xmlns:cx8="http://schemas.microsoft.com/office/drawing/2016/5/14/chartex" xmlns:mc="http://schemas.openxmlformats.org/markup-compatibility/2006" xmlns:aink="http://schemas.microsoft.com/office/drawing/2016/ink" xmlns:am3d="http://schemas.microsoft.com/office/drawing/2017/model3d" xmlns:o="urn:schemas-microsoft-com:office:office" xmlns:r="http://schemas.openxmlformats.org/officeDocument/2006/relationships" xmlns:m="http://schemas.openxmlformats.org/officeDocument/2006/math" xmlns:v="urn:schemas-microsoft-com:vml" xmlns:wp14="http://schemas.microsoft.com/office/word/2010/wordprocessingDrawing" xmlns:wp="http://schemas.openxmlformats.org/drawingml/2006/wordprocessingDrawing" xmlns:w10="urn:schemas-microsoft-com:office:word" xmlns:w="http://schemas.openxmlformats.org/wordprocessingml/2006/main" xmlns:w14="http://schemas.microsoft.com/office/word/2010/wordml" xmlns:w15="http://schemas.microsoft.com/office/word/2012/wordml" xmlns:w16cid="http://schemas.microsoft.com/office/word/2016/wordml/cid" xmlns:w16se="http://schemas.microsoft.com/office/word/2015/wordml/symex" xmlns:wpg="http://schemas.microsoft.com/office/word/2010/wordprocessingGroup" xmlns:wpi="http://schemas.microsoft.com/office/word/2010/wordprocessingInk" xmlns:wne="http://schemas.microsoft.com/office/word/2006/wordml" xmlns:wps="http://schemas.microsoft.com/office/word/2010/wordprocessingShape" mc:Ignorable="w14 w15 w16se w16cid wp14">
   <w:footnote w:type="separator" w:id="-1">
     <w:p>
       <w:pPr>
@@ -2623,7 +2412,7 @@
 </file>
 
 <file path=word/numbering.xml><?xml version="1.0" encoding="utf-8"?>
-<w:numbering xmlns:wpc="http://schemas.microsoft.com/office/word/2010/wordprocessingCanvas" xmlns:cx="http://schemas.microsoft.com/office/drawing/2014/chartex" xmlns:cx1="http://schemas.microsoft.com/office/drawing/2015/9/8/chartex" xmlns:mc="http://schemas.openxmlformats.org/markup-compatibility/2006" xmlns:o="urn:schemas-microsoft-com:office:office" xmlns:r="http://schemas.openxmlformats.org/officeDocument/2006/relationships" xmlns:m="http://schemas.openxmlformats.org/officeDocument/2006/math" xmlns:v="urn:schemas-microsoft-com:vml" xmlns:wp14="http://schemas.microsoft.com/office/word/2010/wordprocessingDrawing" xmlns:wp="http://schemas.openxmlformats.org/drawingml/2006/wordprocessingDrawing" xmlns:w10="urn:schemas-microsoft-com:office:word" xmlns:w="http://schemas.openxmlformats.org/wordprocessingml/2006/main" xmlns:w14="http://schemas.microsoft.com/office/word/2010/wordml" xmlns:w15="http://schemas.microsoft.com/office/word/2012/wordml" xmlns:w16se="http://schemas.microsoft.com/office/word/2015/wordml/symex" xmlns:wpg="http://schemas.microsoft.com/office/word/2010/wordprocessingGroup" xmlns:wpi="http://schemas.microsoft.com/office/word/2010/wordprocessingInk" xmlns:wne="http://schemas.microsoft.com/office/word/2006/wordml" xmlns:wps="http://schemas.microsoft.com/office/word/2010/wordprocessingShape" mc:Ignorable="w14 w15 w16se wp14">
+<w:numbering xmlns:wpc="http://schemas.microsoft.com/office/word/2010/wordprocessingCanvas" xmlns:cx="http://schemas.microsoft.com/office/drawing/2014/chartex" xmlns:cx1="http://schemas.microsoft.com/office/drawing/2015/9/8/chartex" xmlns:cx2="http://schemas.microsoft.com/office/drawing/2015/10/21/chartex" xmlns:cx3="http://schemas.microsoft.com/office/drawing/2016/5/9/chartex" xmlns:cx4="http://schemas.microsoft.com/office/drawing/2016/5/10/chartex" xmlns:cx5="http://schemas.microsoft.com/office/drawing/2016/5/11/chartex" xmlns:cx6="http://schemas.microsoft.com/office/drawing/2016/5/12/chartex" xmlns:cx7="http://schemas.microsoft.com/office/drawing/2016/5/13/chartex" xmlns:cx8="http://schemas.microsoft.com/office/drawing/2016/5/14/chartex" xmlns:mc="http://schemas.openxmlformats.org/markup-compatibility/2006" xmlns:aink="http://schemas.microsoft.com/office/drawing/2016/ink" xmlns:am3d="http://schemas.microsoft.com/office/drawing/2017/model3d" xmlns:o="urn:schemas-microsoft-com:office:office" xmlns:r="http://schemas.openxmlformats.org/officeDocument/2006/relationships" xmlns:m="http://schemas.openxmlformats.org/officeDocument/2006/math" xmlns:v="urn:schemas-microsoft-com:vml" xmlns:wp14="http://schemas.microsoft.com/office/word/2010/wordprocessingDrawing" xmlns:wp="http://schemas.openxmlformats.org/drawingml/2006/wordprocessingDrawing" xmlns:w10="urn:schemas-microsoft-com:office:word" xmlns:w="http://schemas.openxmlformats.org/wordprocessingml/2006/main" xmlns:w14="http://schemas.microsoft.com/office/word/2010/wordml" xmlns:w15="http://schemas.microsoft.com/office/word/2012/wordml" xmlns:w16cid="http://schemas.microsoft.com/office/word/2016/wordml/cid" xmlns:w16se="http://schemas.microsoft.com/office/word/2015/wordml/symex" xmlns:wpg="http://schemas.microsoft.com/office/word/2010/wordprocessingGroup" xmlns:wpi="http://schemas.microsoft.com/office/word/2010/wordprocessingInk" xmlns:wne="http://schemas.microsoft.com/office/word/2006/wordml" xmlns:wps="http://schemas.microsoft.com/office/word/2010/wordprocessingShape" mc:Ignorable="w14 w15 w16se w16cid wp14">
   <w:abstractNum w:abstractNumId="0" w15:restartNumberingAfterBreak="0">
     <w:nsid w:val="123E01DA"/>
     <w:multiLevelType w:val="hybridMultilevel"/>
@@ -3217,7 +3006,7 @@
 </file>
 
 <file path=word/styles.xml><?xml version="1.0" encoding="utf-8"?>
-<w:styles xmlns:mc="http://schemas.openxmlformats.org/markup-compatibility/2006" xmlns:r="http://schemas.openxmlformats.org/officeDocument/2006/relationships" xmlns:w="http://schemas.openxmlformats.org/wordprocessingml/2006/main" xmlns:w14="http://schemas.microsoft.com/office/word/2010/wordml" xmlns:w15="http://schemas.microsoft.com/office/word/2012/wordml" xmlns:w16se="http://schemas.microsoft.com/office/word/2015/wordml/symex" mc:Ignorable="w14 w15 w16se">
+<w:styles xmlns:mc="http://schemas.openxmlformats.org/markup-compatibility/2006" xmlns:r="http://schemas.openxmlformats.org/officeDocument/2006/relationships" xmlns:w="http://schemas.openxmlformats.org/wordprocessingml/2006/main" xmlns:w14="http://schemas.microsoft.com/office/word/2010/wordml" xmlns:w15="http://schemas.microsoft.com/office/word/2012/wordml" xmlns:w16cid="http://schemas.microsoft.com/office/word/2016/wordml/cid" xmlns:w16se="http://schemas.microsoft.com/office/word/2015/wordml/symex" mc:Ignorable="w14 w15 w16se w16cid">
   <w:docDefaults>
     <w:rPrDefault>
       <w:rPr>
@@ -3233,7 +3022,7 @@
       </w:pPr>
     </w:pPrDefault>
   </w:docDefaults>
-  <w:latentStyles w:defLockedState="0" w:defUIPriority="99" w:defSemiHidden="0" w:defUnhideWhenUsed="0" w:defQFormat="0" w:count="371">
+  <w:latentStyles w:defLockedState="0" w:defUIPriority="99" w:defSemiHidden="0" w:defUnhideWhenUsed="0" w:defQFormat="0" w:count="375">
     <w:lsdException w:name="Normal" w:uiPriority="0" w:qFormat="1"/>
     <w:lsdException w:name="heading 1" w:uiPriority="9" w:qFormat="1"/>
     <w:lsdException w:name="heading 2" w:semiHidden="1" w:uiPriority="9" w:unhideWhenUsed="1" w:qFormat="1"/>
@@ -3339,7 +3128,6 @@
     <w:lsdException w:name="HTML Sample" w:semiHidden="1" w:unhideWhenUsed="1"/>
     <w:lsdException w:name="HTML Typewriter" w:semiHidden="1" w:unhideWhenUsed="1"/>
     <w:lsdException w:name="HTML Variable" w:semiHidden="1" w:unhideWhenUsed="1"/>
-    <w:lsdException w:name="Normal Table" w:semiHidden="1" w:unhideWhenUsed="1"/>
     <w:lsdException w:name="annotation subject" w:semiHidden="1" w:unhideWhenUsed="1"/>
     <w:lsdException w:name="No List" w:semiHidden="1" w:unhideWhenUsed="1"/>
     <w:lsdException w:name="Outline List 1" w:semiHidden="1" w:unhideWhenUsed="1"/>
@@ -3383,10 +3171,8 @@
     <w:lsdException w:name="Table Elegant" w:semiHidden="1" w:unhideWhenUsed="1"/>
     <w:lsdException w:name="Table Professional" w:semiHidden="1" w:unhideWhenUsed="1"/>
     <w:lsdException w:name="Table Subtle 1" w:semiHidden="1" w:unhideWhenUsed="1"/>
-    <w:lsdException w:name="Table Subtle 2" w:semiHidden="1" w:unhideWhenUsed="1"/>
     <w:lsdException w:name="Table Web 1" w:semiHidden="1" w:unhideWhenUsed="1"/>
     <w:lsdException w:name="Table Web 2" w:semiHidden="1" w:unhideWhenUsed="1"/>
-    <w:lsdException w:name="Table Web 3" w:semiHidden="1" w:unhideWhenUsed="1"/>
     <w:lsdException w:name="Balloon Text" w:semiHidden="1" w:unhideWhenUsed="1"/>
     <w:lsdException w:name="Table Grid" w:uiPriority="39"/>
     <w:lsdException w:name="Table Theme" w:semiHidden="1" w:unhideWhenUsed="1"/>
@@ -3605,10 +3391,22 @@
     <w:lsdException w:name="List Table 5 Dark Accent 6" w:uiPriority="50"/>
     <w:lsdException w:name="List Table 6 Colorful Accent 6" w:uiPriority="51"/>
     <w:lsdException w:name="List Table 7 Colorful Accent 6" w:uiPriority="52"/>
+    <w:lsdException w:name="Mention" w:semiHidden="1" w:unhideWhenUsed="1"/>
+    <w:lsdException w:name="Smart Hyperlink" w:semiHidden="1" w:unhideWhenUsed="1"/>
+    <w:lsdException w:name="Hashtag" w:semiHidden="1" w:unhideWhenUsed="1"/>
+    <w:lsdException w:name="Unresolved Mention" w:semiHidden="1" w:unhideWhenUsed="1"/>
   </w:latentStyles>
   <w:style w:type="paragraph" w:default="1" w:styleId="Norml">
     <w:name w:val="Normal"/>
     <w:qFormat/>
+    <w:rsid w:val="00B06CC6"/>
+    <w:pPr>
+      <w:spacing w:line="360" w:lineRule="auto"/>
+    </w:pPr>
+    <w:rPr>
+      <w:rFonts w:ascii="Times New Roman" w:hAnsi="Times New Roman"/>
+      <w:sz w:val="24"/>
+    </w:rPr>
   </w:style>
   <w:style w:type="paragraph" w:styleId="Cmsor1">
     <w:name w:val="heading 1"/>
@@ -3625,7 +3423,7 @@
       <w:outlineLvl w:val="0"/>
     </w:pPr>
     <w:rPr>
-      <w:rFonts w:ascii="Times New Roman" w:eastAsiaTheme="majorEastAsia" w:hAnsi="Times New Roman" w:cstheme="majorBidi"/>
+      <w:rFonts w:eastAsiaTheme="majorEastAsia" w:cstheme="majorBidi"/>
       <w:b/>
       <w:color w:val="000000" w:themeColor="text1"/>
       <w:sz w:val="28"/>
@@ -3669,8 +3467,7 @@
       <w:spacing w:before="100" w:beforeAutospacing="1" w:after="100" w:afterAutospacing="1" w:line="240" w:lineRule="auto"/>
     </w:pPr>
     <w:rPr>
-      <w:rFonts w:ascii="Times New Roman" w:eastAsia="Times New Roman" w:hAnsi="Times New Roman" w:cs="Times New Roman"/>
-      <w:sz w:val="24"/>
+      <w:rFonts w:eastAsia="Times New Roman" w:cs="Times New Roman"/>
       <w:szCs w:val="24"/>
       <w:lang w:eastAsia="hu-HU"/>
     </w:rPr>
@@ -4070,7 +3867,7 @@
 </file>
 
 <file path=customXml/itemProps1.xml><?xml version="1.0" encoding="utf-8"?>
-<ds:datastoreItem xmlns:ds="http://schemas.openxmlformats.org/officeDocument/2006/customXml" ds:itemID="{BB996ED8-2AFD-437E-B1ED-EE11B6B65B47}">
+<ds:datastoreItem xmlns:ds="http://schemas.openxmlformats.org/officeDocument/2006/customXml" ds:itemID="{74A804AF-2BE5-4E8A-9AB3-319EC4C41549}">
   <ds:schemaRefs>
     <ds:schemaRef ds:uri="http://schemas.openxmlformats.org/officeDocument/2006/bibliography"/>
   </ds:schemaRefs>
